--- a/Test 2 A Outline v 3.docx
+++ b/Test 2 A Outline v 3.docx
@@ -8,7 +8,13 @@
       </w:pPr>
       <w:bookmarkStart w:id="0" w:name="_Toc220591743"/>
       <w:r>
-        <w:t>Test 1: differences?</w:t>
+        <w:t xml:space="preserve">Test 1: </w:t>
+      </w:r>
+      <w:r>
+        <w:t xml:space="preserve">impacted/weird </w:t>
+      </w:r>
+      <w:r>
+        <w:t>differences</w:t>
       </w:r>
     </w:p>
     <w:p>
@@ -49,21 +55,67 @@
     <w:p>
       <w:bookmarkStart w:id="1" w:name="_Toc220591744"/>
       <w:r>
-        <w:t xml:space="preserve">To test my hypothesis, I </w:t>
-      </w:r>
-      <w:commentRangeStart w:id="2"/>
-      <w:r>
-        <w:t xml:space="preserve">will first take inspiration from </w:t>
-      </w:r>
-      <w:commentRangeEnd w:id="2"/>
-      <w:r>
         <w:rPr>
-          <w:rStyle w:val="CommentReference"/>
+          <w:i/>
+          <w:iCs/>
         </w:rPr>
-        <w:commentReference w:id="2"/>
-      </w:r>
-      <w:r>
-        <w:t xml:space="preserve">studies of descriptive representation (Carnes Book year, Author 2015) to [estimate the degree to which carceral citizens are descriptively represented]. </w:t>
+        <w:t>Question</w:t>
+      </w:r>
+      <w:r>
+        <w:t>: are carceral constituencies descriptively represented?</w:t>
+      </w:r>
+    </w:p>
+    <w:p>
+      <w:r>
+        <w:rPr>
+          <w:i/>
+          <w:iCs/>
+        </w:rPr>
+        <w:t>Hypothesis</w:t>
+      </w:r>
+      <w:r>
+        <w:t xml:space="preserve">: carceral constituencies (impacted: directly, proximally) are descriptively underrepresented in state legislatures. </w:t>
+      </w:r>
+    </w:p>
+    <w:p>
+      <w:pPr>
+        <w:pStyle w:val="Heading2"/>
+        <w:numPr>
+          <w:ilvl w:val="1"/>
+          <w:numId w:val="7"/>
+        </w:numPr>
+      </w:pPr>
+      <w:bookmarkStart w:id="2" w:name="_Toc220591747"/>
+      <w:r>
+        <w:t xml:space="preserve"> </w:t>
+      </w:r>
+      <w:r>
+        <w:t>(Data/Design)</w:t>
+      </w:r>
+      <w:bookmarkEnd w:id="2"/>
+    </w:p>
+    <w:p>
+      <w:r>
+        <w:t xml:space="preserve">As my first legislator test, or across possible tests, my first question/task is to establish the proportion of legislators who have been impacted by the carceral state – or degree to which carceral constituencies are descriptively represented. </w:t>
+      </w:r>
+      <w:proofErr w:type="gramStart"/>
+      <w:r>
+        <w:t>In order to</w:t>
+      </w:r>
+      <w:proofErr w:type="gramEnd"/>
+      <w:r>
+        <w:t xml:space="preserve"> use this data for subsequent tests, I need to know who these legislators are. </w:t>
+      </w:r>
+    </w:p>
+    <w:p>
+      <w:r>
+        <w:t xml:space="preserve">To my knowledge there is no pre-built dataset of legislators’ direct and proximal histories with the carceral state. Here, I propose how I might go about constructing one, and how, in the eventuality that such a task is unfeasible or has too many problems, how I might construct a dataset estimating state legislators’ probabilities of having been personally or proximally impacted by the carceral state. </w:t>
+      </w:r>
+    </w:p>
+    <w:p/>
+    <w:p>
+      <w:r>
+        <w:t xml:space="preserve">To test my hypothesis, I will first take inspiration from studies of descriptive representation (Carnes Book year, Author 2015) to estimate the degree to which carceral citizens are descriptively represented. </w:t>
       </w:r>
     </w:p>
     <w:p>
@@ -78,18 +130,14 @@
         <w:t>proximal</w:t>
       </w:r>
       <w:r>
-        <w:t xml:space="preserve"> impact – or have social ties to people who are or have been incarcerated, or are members of communities that are disproportionately incarcerated, policed, or surveilled. While legislators who have had personalized experience with the carceral state through their professional occupation </w:t>
-      </w:r>
-      <w:r>
-        <w:t>could also [be meaningful in terms of subsequent dependent variables], my treatment of descriptive representation as [</w:t>
-      </w:r>
-      <w:proofErr w:type="gramStart"/>
-      <w:r>
-        <w:t>. . . .</w:t>
-      </w:r>
-      <w:proofErr w:type="gramEnd"/>
-      <w:r>
-        <w:t xml:space="preserve">] means that [I want to account for occupation in part because a quick look at Nick Carnes’ data shows that there are a lot more legislators coming from corrections/policing/prosecuting backgrounds than CJ reform or social work, and that is connected to the counter-constituency point made earlier – it’s not just a potential lack of representation, but lack of representation in context where counter-constituency </w:t>
+        <w:t xml:space="preserve"> impact – or have social ties to people who are or have been incarcerated, or are members of communities that are disproportionately incarcerated, policed, or surveilled. While legislators who have had personalized experience with the carceral state through their </w:t>
+      </w:r>
+      <w:r>
+        <w:lastRenderedPageBreak/>
+        <w:t xml:space="preserve">professional occupation </w:t>
+      </w:r>
+      <w:r>
+        <w:t xml:space="preserve">could also [be meaningful in terms of subsequent dependent variables], my treatment of descriptive representation as [. . . .] means that [I want to account for occupation in part because a quick look at Nick Carnes’ data shows that there are a lot more legislators coming from corrections/policing/prosecuting backgrounds than CJ reform or social work, and that is connected to the counter-constituency point made earlier – it’s not just a potential lack of representation, but lack of representation in context where counter-constituency </w:t>
       </w:r>
       <w:r>
         <w:rPr>
@@ -111,8 +159,195 @@
       </w:r>
     </w:p>
     <w:p>
-      <w:r>
-        <w:t xml:space="preserve">First, I rely on [Y] approaches to estimate </w:t>
+      <w:pPr>
+        <w:rPr>
+          <w:i/>
+          <w:iCs/>
+        </w:rPr>
+      </w:pPr>
+      <w:r>
+        <w:rPr>
+          <w:i/>
+          <w:iCs/>
+        </w:rPr>
+        <w:t xml:space="preserve">Dependent Variables: </w:t>
+      </w:r>
+    </w:p>
+    <w:p>
+      <w:pPr>
+        <w:pStyle w:val="Heading2"/>
+        <w:rPr>
+          <w:b/>
+          <w:bCs/>
+        </w:rPr>
+      </w:pPr>
+      <w:r>
+        <w:rPr>
+          <w:b/>
+          <w:bCs/>
+        </w:rPr>
+        <w:t xml:space="preserve">Variables (concepts need to define) </w:t>
+      </w:r>
+    </w:p>
+    <w:p>
+      <w:pPr>
+        <w:pStyle w:val="ListParagraph"/>
+        <w:numPr>
+          <w:ilvl w:val="0"/>
+          <w:numId w:val="6"/>
+        </w:numPr>
+      </w:pPr>
+      <w:r>
+        <w:t>What counts as directly impacted</w:t>
+      </w:r>
+    </w:p>
+    <w:p>
+      <w:pPr>
+        <w:pStyle w:val="ListParagraph"/>
+        <w:numPr>
+          <w:ilvl w:val="1"/>
+          <w:numId w:val="6"/>
+        </w:numPr>
+      </w:pPr>
+      <w:r>
+        <w:t>Incarceration? In prison and/or jail?</w:t>
+      </w:r>
+    </w:p>
+    <w:p>
+      <w:pPr>
+        <w:pStyle w:val="ListParagraph"/>
+        <w:numPr>
+          <w:ilvl w:val="1"/>
+          <w:numId w:val="6"/>
+        </w:numPr>
+      </w:pPr>
+      <w:r>
+        <w:t>An arrest?</w:t>
+      </w:r>
+    </w:p>
+    <w:p>
+      <w:pPr>
+        <w:pStyle w:val="ListParagraph"/>
+        <w:numPr>
+          <w:ilvl w:val="1"/>
+          <w:numId w:val="6"/>
+        </w:numPr>
+      </w:pPr>
+      <w:r>
+        <w:t>A conviction? For any kind of crime?</w:t>
+      </w:r>
+    </w:p>
+    <w:p>
+      <w:pPr>
+        <w:pStyle w:val="ListParagraph"/>
+        <w:numPr>
+          <w:ilvl w:val="0"/>
+          <w:numId w:val="6"/>
+        </w:numPr>
+      </w:pPr>
+      <w:r>
+        <w:t>What counts as proximal impact</w:t>
+      </w:r>
+    </w:p>
+    <w:p>
+      <w:pPr>
+        <w:pStyle w:val="ListParagraph"/>
+        <w:numPr>
+          <w:ilvl w:val="1"/>
+          <w:numId w:val="6"/>
+        </w:numPr>
+      </w:pPr>
+      <w:r>
+        <w:t>Immediate family incarceration/close friend/partner incarceration (measured via survey or biographical indicators)</w:t>
+      </w:r>
+    </w:p>
+    <w:p>
+      <w:pPr>
+        <w:pStyle w:val="ListParagraph"/>
+        <w:numPr>
+          <w:ilvl w:val="0"/>
+          <w:numId w:val="6"/>
+        </w:numPr>
+      </w:pPr>
+      <w:r>
+        <w:t>What counts as professional proximity</w:t>
+      </w:r>
+    </w:p>
+    <w:p>
+      <w:pPr>
+        <w:pStyle w:val="ListParagraph"/>
+        <w:numPr>
+          <w:ilvl w:val="1"/>
+          <w:numId w:val="6"/>
+        </w:numPr>
+      </w:pPr>
+      <w:r>
+        <w:t>Professional proximity: public defender, prosecutor, DOC employment, victim advocacy, cops?</w:t>
+      </w:r>
+    </w:p>
+    <w:p>
+      <w:r>
+        <w:t>Variables List</w:t>
+      </w:r>
+    </w:p>
+    <w:p>
+      <w:pPr>
+        <w:pStyle w:val="ListParagraph"/>
+        <w:numPr>
+          <w:ilvl w:val="0"/>
+          <w:numId w:val="6"/>
+        </w:numPr>
+      </w:pPr>
+      <w:r>
+        <w:t>Direct Impact (Observed)</w:t>
+      </w:r>
+    </w:p>
+    <w:p>
+      <w:pPr>
+        <w:pStyle w:val="ListParagraph"/>
+        <w:numPr>
+          <w:ilvl w:val="0"/>
+          <w:numId w:val="6"/>
+        </w:numPr>
+      </w:pPr>
+      <w:r>
+        <w:t>Proximal Impact (Observed)</w:t>
+      </w:r>
+    </w:p>
+    <w:p>
+      <w:pPr>
+        <w:pStyle w:val="ListParagraph"/>
+        <w:numPr>
+          <w:ilvl w:val="0"/>
+          <w:numId w:val="6"/>
+        </w:numPr>
+      </w:pPr>
+      <w:r>
+        <w:t>Direct Impact (Probabilistic)</w:t>
+      </w:r>
+    </w:p>
+    <w:p>
+      <w:pPr>
+        <w:pStyle w:val="ListParagraph"/>
+        <w:numPr>
+          <w:ilvl w:val="0"/>
+          <w:numId w:val="6"/>
+        </w:numPr>
+      </w:pPr>
+      <w:r>
+        <w:t>Proximal Impact (probabilistic)</w:t>
+      </w:r>
+    </w:p>
+    <w:p/>
+    <w:p>
+      <w:r>
+        <w:t>First, I rely on [</w:t>
+      </w:r>
+      <w:r>
+        <w:t>NUMBER</w:t>
+      </w:r>
+      <w:r>
+        <w:t xml:space="preserve">] approaches to estimate </w:t>
       </w:r>
       <w:r>
         <w:rPr>
@@ -166,45 +401,335 @@
     </w:p>
     <w:p>
       <w:r>
-        <w:t xml:space="preserve">According to the Department of Justice, 110 million people – 30% of the US population - have some form of arrest or criminal record on file in repositories across the states. While a small cottage industry has emerged to facilitate cross-state searches – some, like certain levels of access via LexisNexis are limit use to federal and party use – there is not a comprehensive means of searching all possible records at once. </w:t>
+        <w:t xml:space="preserve">According to the Department of Justice, 110 million people – 30% of the US population - have some form of arrest or criminal record on file in repositories across the states. </w:t>
+      </w:r>
+      <w:r>
+        <w:t xml:space="preserve">Unsurprisingly, there is no single, comprehensive, publicly accessible mechanism for searching criminal justice contact across all 50 states. </w:t>
+      </w:r>
+      <w:r>
+        <w:t xml:space="preserve">While </w:t>
+      </w:r>
+      <w:r>
+        <w:t xml:space="preserve">private data brokers and commercial background check services aggregate records across jurisdictions, access is often </w:t>
+      </w:r>
+      <w:proofErr w:type="spellStart"/>
+      <w:r>
+        <w:t>restrivted</w:t>
+      </w:r>
+      <w:proofErr w:type="spellEnd"/>
+      <w:r>
+        <w:t xml:space="preserve">, incomplete, or limited to </w:t>
+      </w:r>
+      <w:proofErr w:type="gramStart"/>
+      <w:r>
+        <w:t>particular user</w:t>
+      </w:r>
+      <w:proofErr w:type="gramEnd"/>
+      <w:r>
+        <w:t xml:space="preserve"> categories (</w:t>
+      </w:r>
+      <w:proofErr w:type="spellStart"/>
+      <w:r>
+        <w:t>ie</w:t>
+      </w:r>
+      <w:proofErr w:type="spellEnd"/>
+      <w:r>
+        <w:t xml:space="preserve"> employers, federal contractors), and these services do not provide a transparent census of contact (replicability). </w:t>
       </w:r>
     </w:p>
     <w:p>
-      <w:proofErr w:type="gramStart"/>
-      <w:r>
-        <w:t>In order to</w:t>
-      </w:r>
-      <w:proofErr w:type="gramEnd"/>
-      <w:r>
-        <w:t xml:space="preserve"> positively match a record to a legislator, I need to not only be able to identify them by </w:t>
-      </w:r>
-      <w:proofErr w:type="gramStart"/>
-      <w:r>
-        <w:t>name, but</w:t>
-      </w:r>
-      <w:proofErr w:type="gramEnd"/>
-      <w:r>
-        <w:t xml:space="preserve"> have another PII – such as birthday (although that is not accessible for all legislators). …While 28 states have a centralized states have </w:t>
-      </w:r>
-      <w:proofErr w:type="gramStart"/>
-      <w:r>
-        <w:t>….*</w:t>
-      </w:r>
-      <w:proofErr w:type="gramEnd"/>
-      <w:r>
-        <w:t xml:space="preserve">RAP sheet </w:t>
-      </w:r>
-      <w:proofErr w:type="gramStart"/>
-      <w:r>
-        <w:t>versus  . . .</w:t>
-      </w:r>
-      <w:proofErr w:type="gramEnd"/>
+      <w:r>
+        <w:t xml:space="preserve">For purposes of identifying whether state legislators have had direct contact with the carceral state, it is necessary to distinguish among four distinct layers of criminal justice data: </w:t>
+      </w:r>
     </w:p>
     <w:p>
-      <w:r>
-        <w:t xml:space="preserve">While one approach discussed in the next section is selecting one or two states as cases, I have been trying to establish feasibility of searching all or most state records to understand, among other things, the degree to which I might miss contact data if a legislator in a selected case state has had contact in an excluded state. </w:t>
+      <w:pPr>
+        <w:pStyle w:val="ListParagraph"/>
+        <w:numPr>
+          <w:ilvl w:val="0"/>
+          <w:numId w:val="53"/>
+        </w:numPr>
+      </w:pPr>
+      <w:r>
+        <w:t>Law enforcement (arrest) records</w:t>
       </w:r>
     </w:p>
+    <w:p>
+      <w:pPr>
+        <w:pStyle w:val="ListParagraph"/>
+        <w:numPr>
+          <w:ilvl w:val="0"/>
+          <w:numId w:val="53"/>
+        </w:numPr>
+      </w:pPr>
+      <w:r>
+        <w:t>Criminal court records (charges and dispositions)</w:t>
+      </w:r>
+    </w:p>
+    <w:p>
+      <w:pPr>
+        <w:pStyle w:val="ListParagraph"/>
+        <w:numPr>
+          <w:ilvl w:val="0"/>
+          <w:numId w:val="53"/>
+        </w:numPr>
+      </w:pPr>
+      <w:r>
+        <w:t>Corrections records (jail, prison, parole, probation)</w:t>
+      </w:r>
+    </w:p>
+    <w:p>
+      <w:pPr>
+        <w:pStyle w:val="ListParagraph"/>
+        <w:numPr>
+          <w:ilvl w:val="0"/>
+          <w:numId w:val="53"/>
+        </w:numPr>
+      </w:pPr>
+      <w:r>
+        <w:t>State-compiled criminal history repositories (RAP sheets, sometimes centralized searchable databases)</w:t>
+      </w:r>
+    </w:p>
+    <w:p>
+      <w:r>
+        <w:t>While one approach discussed in the next section is selecting one or two states as cases, I have been trying to establish feasibility of searching all or most state records to understand, among other things, the degree to which I might miss contact data if a legislator in a selected case state has had contact in an excluded state</w:t>
+      </w:r>
+      <w:r>
+        <w:t xml:space="preserve">, potential missing data problems more generally, and how these matters should inform design. </w:t>
+      </w:r>
+    </w:p>
+    <w:p>
+      <w:pPr>
+        <w:pStyle w:val="Heading4"/>
+      </w:pPr>
+      <w:r>
+        <w:t>Cumulative Records/Central Repositories</w:t>
+      </w:r>
+    </w:p>
+    <w:p>
+      <w:r>
+        <w:t xml:space="preserve">28 states disclose conviction summaries. </w:t>
+      </w:r>
+    </w:p>
+    <w:p>
+      <w:pPr>
+        <w:rPr>
+          <w:b/>
+          <w:bCs/>
+        </w:rPr>
+      </w:pPr>
+      <w:r>
+        <w:rPr>
+          <w:b/>
+          <w:bCs/>
+        </w:rPr>
+        <w:t>Agency Records vs. RAP Sheets</w:t>
+      </w:r>
+    </w:p>
+    <w:p>
+      <w:r>
+        <w:t xml:space="preserve">Law enforcement, court, and correctional records are typically classified as </w:t>
+      </w:r>
+      <w:r>
+        <w:rPr>
+          <w:b/>
+          <w:bCs/>
+        </w:rPr>
+        <w:t>“records of state action.”</w:t>
+      </w:r>
+      <w:r>
+        <w:t xml:space="preserve"> They document discrete institutional events—an arrest, a filing of charges, a court appearance, a sentence, or a period of incarceration. In most states, these records are governed by public records or transparency laws and are presumptively public. As a result, arrest logs, court dockets, and inmate lookup tools are often searchable online and may include personally identifiable information (PII) such as full name, date of birth (full or year only), physical descriptors, or booking photographs.</w:t>
+      </w:r>
+    </w:p>
+    <w:p>
+      <w:r>
+        <w:t xml:space="preserve">By contrast, a </w:t>
+      </w:r>
+      <w:r>
+        <w:rPr>
+          <w:b/>
+          <w:bCs/>
+        </w:rPr>
+        <w:t>RAP sheet (Record of Arrests and Prosecutions)</w:t>
+      </w:r>
+      <w:r>
+        <w:t xml:space="preserve"> is a centralized, compiled criminal history maintained by a state repository, typically operated by a state police or </w:t>
+      </w:r>
+      <w:r>
+        <w:lastRenderedPageBreak/>
+        <w:t xml:space="preserve">public safety agency. Unlike agency records, a RAP sheet aggregates an individual’s criminal justice contacts across law enforcement, courts, and corrections and usually includes final case dispositions. In policy terms, this constitutes a </w:t>
+      </w:r>
+      <w:r>
+        <w:rPr>
+          <w:b/>
+          <w:bCs/>
+        </w:rPr>
+        <w:t>“record of a person”</w:t>
+      </w:r>
+      <w:r>
+        <w:t xml:space="preserve"> rather than a record of a discrete institutional event. As a result, access to RAP sheets is more tightly regulated. In roughly half of states, RAP sheets are exempt from public disclosure; in others, access is limited to conviction data, requires written consent from the subject, fingerprint verification, or payment of a fee.</w:t>
+      </w:r>
+    </w:p>
+    <w:p>
+      <w:r>
+        <w:t>This distinction matters substantively and methodologically.</w:t>
+      </w:r>
+    </w:p>
+    <w:p>
+      <w:r>
+        <w:t xml:space="preserve">Substantively, arrest and charge records frequently include non-conviction data. They may reflect discretionary policing decisions, charges later dismissed, or cases that never proceed to conviction. These forms of contact may nonetheless constitute meaningful encounters with state authority and can shape political identity and state legitimacy. However, they are also more likely to be incomplete or lacking final disposition information. In contrast, RAP sheets are more comprehensive and more likely to reflect finalized case </w:t>
+      </w:r>
+      <w:proofErr w:type="gramStart"/>
+      <w:r>
+        <w:t>outcomes, but</w:t>
+      </w:r>
+      <w:proofErr w:type="gramEnd"/>
+      <w:r>
+        <w:t xml:space="preserve"> are often inaccessible for research without individual authorization.</w:t>
+      </w:r>
+    </w:p>
+    <w:p>
+      <w:pPr>
+        <w:rPr>
+          <w:b/>
+          <w:bCs/>
+        </w:rPr>
+      </w:pPr>
+      <w:r>
+        <w:rPr>
+          <w:b/>
+          <w:bCs/>
+        </w:rPr>
+        <w:t>Substantive Differences Across Contact Types</w:t>
+      </w:r>
+    </w:p>
+    <w:p>
+      <w:r>
+        <w:t>Each layer of data corresponds to a different form of “direct contact” with the carceral state:</w:t>
+      </w:r>
+    </w:p>
+    <w:p>
+      <w:pPr>
+        <w:numPr>
+          <w:ilvl w:val="0"/>
+          <w:numId w:val="54"/>
+        </w:numPr>
+      </w:pPr>
+      <w:r>
+        <w:rPr>
+          <w:b/>
+          <w:bCs/>
+        </w:rPr>
+        <w:t>Arrest</w:t>
+      </w:r>
+      <w:r>
+        <w:t xml:space="preserve"> captures the initiation of formal state authority and may include booking and short-term detention.</w:t>
+      </w:r>
+    </w:p>
+    <w:p>
+      <w:pPr>
+        <w:numPr>
+          <w:ilvl w:val="0"/>
+          <w:numId w:val="54"/>
+        </w:numPr>
+      </w:pPr>
+      <w:r>
+        <w:rPr>
+          <w:b/>
+          <w:bCs/>
+        </w:rPr>
+        <w:t>Criminal charge and court processing</w:t>
+      </w:r>
+      <w:r>
+        <w:t xml:space="preserve"> reflect prosecutorial action and formal adjudication.</w:t>
+      </w:r>
+    </w:p>
+    <w:p>
+      <w:pPr>
+        <w:numPr>
+          <w:ilvl w:val="0"/>
+          <w:numId w:val="54"/>
+        </w:numPr>
+      </w:pPr>
+      <w:r>
+        <w:rPr>
+          <w:b/>
+          <w:bCs/>
+        </w:rPr>
+        <w:t>Jail or prison incarceration</w:t>
+      </w:r>
+      <w:r>
+        <w:t xml:space="preserve"> reflects custodial punishment and, in some cases, collateral civic consequences.</w:t>
+      </w:r>
+    </w:p>
+    <w:p>
+      <w:pPr>
+        <w:numPr>
+          <w:ilvl w:val="0"/>
+          <w:numId w:val="54"/>
+        </w:numPr>
+      </w:pPr>
+      <w:r>
+        <w:rPr>
+          <w:b/>
+          <w:bCs/>
+        </w:rPr>
+        <w:t>Repository inclusion (RAP sheet presence)</w:t>
+      </w:r>
+      <w:r>
+        <w:t xml:space="preserve"> reflects cumulative, administratively compiled criminal history status.</w:t>
+      </w:r>
+    </w:p>
+    <w:p>
+      <w:r>
+        <w:t>These categories differ in prevalence, intensity, and civic consequences. Arrest is common and often discretionary; incarceration is less common but more intensive. Felony conviction may carry formal civic disqualifications (e.g., voting restrictions or office ineligibility), whereas arrest alone generally does not. For a project concerned with descriptive representation of “carceral citizens,” these distinctions are not trivial: they reflect qualitatively different relationships between individuals and the state.</w:t>
+      </w:r>
+    </w:p>
+    <w:p>
+      <w:pPr>
+        <w:rPr>
+          <w:b/>
+          <w:bCs/>
+        </w:rPr>
+      </w:pPr>
+      <w:r>
+        <w:rPr>
+          <w:b/>
+          <w:bCs/>
+        </w:rPr>
+        <w:t>Feasibility and Matching Constraints</w:t>
+      </w:r>
+    </w:p>
+    <w:p>
+      <w:r>
+        <w:lastRenderedPageBreak/>
+        <w:t xml:space="preserve">To positively match a record to a legislator, name alone is insufficient. A second identifier—most commonly date of birth—is required to reduce false positives. However, personally identifiable information varies across data layers and states. Arrest and court portals sometimes display full dates of birth, sometimes only birth year, and sometimes </w:t>
+      </w:r>
+      <w:proofErr w:type="gramStart"/>
+      <w:r>
+        <w:t>none at all</w:t>
+      </w:r>
+      <w:proofErr w:type="gramEnd"/>
+      <w:r>
+        <w:t>. Correctional databases frequently display birth year or age. Repository searches may rely internally on date of birth or fingerprints, but do not always display this information publicly.</w:t>
+      </w:r>
+    </w:p>
+    <w:p>
+      <w:r>
+        <w:t>Moreover, disclosure regimes vary by state. While many states provide searchable arrest or court portals, these are often fragmented at the county level. Repository access is frequently fee-based, restricted, or consent-dependent. Expungement and sealing policies further complicate detectability: in some states, non-conviction records are automatically sealed or destroyed; in others, expungement requires petition and may not remove all traces from agency-level portals. As a result, observed contact will reflect both underlying criminal justice exposure and state-level disclosure architecture.</w:t>
+      </w:r>
+    </w:p>
+    <w:p>
+      <w:r>
+        <w:t>One approach, discussed in the next section, is to select one or two states as in-depth cases. However, I have also attempted to assess the feasibility of searching records across all or most states. This broader feasibility question is important not only for estimating national prevalence, but also for evaluating the risk of undercounting contact if a legislator in a selected case state had prior contact in a different jurisdiction. Because criminal records are not uniformly centralized or nationally searchable, cross-state mobility creates a structural blind spot: absence of a record in a selected state does not imply absence of contact elsewhere.</w:t>
+      </w:r>
+    </w:p>
+    <w:p>
+      <w:r>
+        <w:t>Taken together, these institutional, legal, and technical constraints mean that any effort to identify direct contact among legislators must specify both (1) which layer of contact is conceptually meaningful and (2) which layer is empirically detectable. The mismatch between “records of state action” and restricted “records of a person” produces a patchwork disclosure regime in which arrest and pre-conviction contact are often more visible than finalized criminal histories.</w:t>
+      </w:r>
+    </w:p>
+    <w:p/>
     <w:p>
       <w:pPr>
         <w:pStyle w:val="Heading4"/>
@@ -224,7 +749,14 @@
         <w:rPr>
           <w:rFonts w:asciiTheme="minorHAnsi" w:hAnsiTheme="minorHAnsi"/>
         </w:rPr>
-        <w:t xml:space="preserve">Pre-conviction (arrest, booking, and criminal charges) are generally preserved (not required to be unpublished contingent on innocence or dismissal). Most (82%) of states provide “complete access to any information about arrestees available in law enforcement records,” though only 36% specifically authorize that personally identifying information of arrestees be made available through police records (CA, IN, MN, OK) (Sandoval and Lageson 2022, 263).  Lageson and colleagues note that in 44% of states, the largest counties include date of birth in their searchable arrest databases (YEAR). </w:t>
+        <w:t xml:space="preserve">Pre-conviction (arrest, booking, and criminal charges) are generally preserved (not required to be unpublished contingent on innocence or dismissal). Most (82%) of states provide “complete access to any information about arrestees available in law enforcement records,” though only 36% specifically authorize that personally identifying information of arrestees be made available through police records (CA, IN, MN, OK) (Sandoval and </w:t>
+      </w:r>
+      <w:r>
+        <w:rPr>
+          <w:rFonts w:asciiTheme="minorHAnsi" w:hAnsiTheme="minorHAnsi"/>
+        </w:rPr>
+        <w:lastRenderedPageBreak/>
+        <w:t xml:space="preserve">Lageson 2022, 263).  Lageson and colleagues note that in 44% of states, the largest counties include date of birth in their searchable arrest databases (YEAR). </w:t>
       </w:r>
     </w:p>
     <w:p>
@@ -485,15 +1017,7 @@
                 <w:i/>
                 <w:iCs/>
               </w:rPr>
-              <w:t xml:space="preserve">If people infer legitimacy from procedural justice cues (Tyler, Justice &amp; Meares), then a white rich guy experiencing a single </w:t>
-            </w:r>
-            <w:r>
-              <w:rPr>
-                <w:i/>
-                <w:iCs/>
-              </w:rPr>
-              <w:lastRenderedPageBreak/>
-              <w:t xml:space="preserve">arrest for flagrantly drunk driving is not the same as routine traffic stops, one resulting in arrest for weed possession. </w:t>
+              <w:t xml:space="preserve">If people infer legitimacy from procedural justice cues (Tyler, Justice &amp; Meares), then a white rich guy experiencing a single arrest for flagrantly drunk driving is not the same as routine traffic stops, one resulting in arrest for weed possession. </w:t>
             </w:r>
           </w:p>
         </w:tc>
@@ -710,6 +1234,7 @@
                 <w:i w:val="0"/>
                 <w:iCs w:val="0"/>
               </w:rPr>
+              <w:lastRenderedPageBreak/>
               <w:t>Why I might care about it</w:t>
             </w:r>
           </w:p>
@@ -914,106 +1439,6 @@
         <w:pStyle w:val="Heading4"/>
       </w:pPr>
     </w:p>
-    <w:p>
-      <w:pPr>
-        <w:pStyle w:val="Heading4"/>
-      </w:pPr>
-      <w:r>
-        <w:t>Cumulative Records/Central Repositories</w:t>
-      </w:r>
-    </w:p>
-    <w:p>
-      <w:r>
-        <w:t xml:space="preserve">28 states disclose conviction summaries. </w:t>
-      </w:r>
-    </w:p>
-    <w:p/>
-    <w:tbl>
-      <w:tblPr>
-        <w:tblStyle w:val="TableGrid"/>
-        <w:tblW w:w="0" w:type="auto"/>
-        <w:tblLook w:val="04A0" w:firstRow="1" w:lastRow="0" w:firstColumn="1" w:lastColumn="0" w:noHBand="0" w:noVBand="1"/>
-      </w:tblPr>
-      <w:tblGrid>
-        <w:gridCol w:w="4675"/>
-        <w:gridCol w:w="4675"/>
-      </w:tblGrid>
-      <w:tr>
-        <w:tc>
-          <w:tcPr>
-            <w:tcW w:w="4675" w:type="dxa"/>
-          </w:tcPr>
-          <w:p>
-            <w:pPr>
-              <w:pStyle w:val="Heading4"/>
-              <w:rPr>
-                <w:i w:val="0"/>
-                <w:iCs w:val="0"/>
-              </w:rPr>
-            </w:pPr>
-            <w:r>
-              <w:rPr>
-                <w:i w:val="0"/>
-                <w:iCs w:val="0"/>
-              </w:rPr>
-              <w:lastRenderedPageBreak/>
-              <w:t>Why I might care about it</w:t>
-            </w:r>
-          </w:p>
-        </w:tc>
-        <w:tc>
-          <w:tcPr>
-            <w:tcW w:w="4675" w:type="dxa"/>
-          </w:tcPr>
-          <w:p>
-            <w:pPr>
-              <w:pStyle w:val="Heading4"/>
-              <w:rPr>
-                <w:i w:val="0"/>
-                <w:iCs w:val="0"/>
-              </w:rPr>
-            </w:pPr>
-            <w:r>
-              <w:rPr>
-                <w:i w:val="0"/>
-                <w:iCs w:val="0"/>
-              </w:rPr>
-              <w:t>Why I might not care about it</w:t>
-            </w:r>
-          </w:p>
-        </w:tc>
-      </w:tr>
-      <w:tr>
-        <w:tc>
-          <w:tcPr>
-            <w:tcW w:w="4675" w:type="dxa"/>
-          </w:tcPr>
-          <w:p>
-            <w:pPr>
-              <w:pStyle w:val="Heading4"/>
-              <w:rPr>
-                <w:i w:val="0"/>
-                <w:iCs w:val="0"/>
-              </w:rPr>
-            </w:pPr>
-          </w:p>
-        </w:tc>
-        <w:tc>
-          <w:tcPr>
-            <w:tcW w:w="4675" w:type="dxa"/>
-          </w:tcPr>
-          <w:p>
-            <w:pPr>
-              <w:pStyle w:val="Heading4"/>
-              <w:rPr>
-                <w:i w:val="0"/>
-                <w:iCs w:val="0"/>
-              </w:rPr>
-            </w:pPr>
-          </w:p>
-        </w:tc>
-      </w:tr>
-    </w:tbl>
     <w:p/>
     <w:p>
       <w:r>
@@ -1290,6 +1715,7 @@
     </w:p>
     <w:p>
       <w:r>
+        <w:lastRenderedPageBreak/>
         <w:t xml:space="preserve">First, an ideal-scenario dataset (all states both for sample size considering state/district variation, and also so that I can verify whether a legislator has a record in any state; accurate; with identifying DOB or address that matches available legislator identifying information) will have a missing data problem in the form of records that have been expunged, sealed, or purged. This is not an immodest problem, as it seems that potential candidates who have direct contact might be more likely to become actual candidates, and then </w:t>
       </w:r>
       <w:proofErr w:type="spellStart"/>
@@ -1303,11 +1729,7 @@
     </w:p>
     <w:p>
       <w:r>
-        <w:t xml:space="preserve">Second, then, while Sandoval and Lageson (2022) and Lageson, Webster, and Sandoval (2021) provide some guidance for which states might provide best prospects, I need to fully </w:t>
-      </w:r>
-      <w:r>
-        <w:lastRenderedPageBreak/>
-        <w:t xml:space="preserve">account for matters of personally identifying information – confirm that I have some reasonable means of matching legislators to a record. </w:t>
+        <w:t xml:space="preserve">Second, then, while Sandoval and Lageson (2022) and Lageson, Webster, and Sandoval (2021) provide some guidance for which states might provide best prospects, I need to fully account for matters of personally identifying information – confirm that I have some reasonable means of matching legislators to a record. </w:t>
       </w:r>
     </w:p>
     <w:p>
@@ -1389,7 +1811,11 @@
         <w:t>probability</w:t>
       </w:r>
       <w:r>
-        <w:t xml:space="preserve"> of descriptive representation might still be meaningful. Carnes and Hansens’ 2023-2024 legislator database includes demographics, and highest attained level of education, which – particularly coupled with information on a legislators’ home district (?) – might provide vaguely meaningful predictions. Specifically, I have in mind the dearth of working class and Black, Hispanic, and racial minority legislators. Finally, in this write up I do not address the feasibility of estimating a legislator’s proximal impact beyond </w:t>
+        <w:t xml:space="preserve"> of descriptive representation might still be meaningful. Carnes and Hansens’ 2023-2024 legislator database includes demographics, and highest attained level of education, which – particularly coupled with information on a legislators’ home district (?) – might provide vaguely meaningful predictions. Specifically, I have in mind the dearth of working class and Black, Hispanic, and racial minority legislators. Finally, in this </w:t>
+      </w:r>
+      <w:r>
+        <w:lastRenderedPageBreak/>
+        <w:t xml:space="preserve">write up I do not address the feasibility of estimating a legislator’s proximal impact beyond </w:t>
       </w:r>
       <w:proofErr w:type="spellStart"/>
       <w:r>
@@ -1430,226 +1856,7 @@
     </w:p>
     <w:p/>
     <w:p/>
-    <w:p>
-      <w:pPr>
-        <w:pStyle w:val="Heading2"/>
-        <w:rPr>
-          <w:b/>
-          <w:bCs/>
-        </w:rPr>
-      </w:pPr>
-      <w:r>
-        <w:rPr>
-          <w:b/>
-          <w:bCs/>
-        </w:rPr>
-        <w:t>Concepts Needed</w:t>
-      </w:r>
-    </w:p>
-    <w:p>
-      <w:pPr>
-        <w:pStyle w:val="ListParagraph"/>
-        <w:numPr>
-          <w:ilvl w:val="0"/>
-          <w:numId w:val="6"/>
-        </w:numPr>
-      </w:pPr>
-      <w:r>
-        <w:t>What counts as directly impacted</w:t>
-      </w:r>
-    </w:p>
-    <w:p>
-      <w:pPr>
-        <w:pStyle w:val="ListParagraph"/>
-        <w:numPr>
-          <w:ilvl w:val="1"/>
-          <w:numId w:val="6"/>
-        </w:numPr>
-      </w:pPr>
-      <w:r>
-        <w:t>Incarceration? In prison and/or jail?</w:t>
-      </w:r>
-    </w:p>
-    <w:p>
-      <w:pPr>
-        <w:pStyle w:val="ListParagraph"/>
-        <w:numPr>
-          <w:ilvl w:val="1"/>
-          <w:numId w:val="6"/>
-        </w:numPr>
-      </w:pPr>
-      <w:r>
-        <w:t>An arrest?</w:t>
-      </w:r>
-    </w:p>
-    <w:p>
-      <w:pPr>
-        <w:pStyle w:val="ListParagraph"/>
-        <w:numPr>
-          <w:ilvl w:val="1"/>
-          <w:numId w:val="6"/>
-        </w:numPr>
-      </w:pPr>
-      <w:r>
-        <w:t>A conviction? For any kind of crime?</w:t>
-      </w:r>
-    </w:p>
-    <w:p>
-      <w:pPr>
-        <w:pStyle w:val="ListParagraph"/>
-        <w:numPr>
-          <w:ilvl w:val="0"/>
-          <w:numId w:val="6"/>
-        </w:numPr>
-      </w:pPr>
-      <w:r>
-        <w:t>What counts as proximal impact</w:t>
-      </w:r>
-    </w:p>
-    <w:p>
-      <w:pPr>
-        <w:pStyle w:val="ListParagraph"/>
-        <w:numPr>
-          <w:ilvl w:val="1"/>
-          <w:numId w:val="6"/>
-        </w:numPr>
-      </w:pPr>
-      <w:r>
-        <w:t>Immediate family incarceration/close friend/partner incarceration (measured via survey or biographical indicators)</w:t>
-      </w:r>
-    </w:p>
-    <w:p>
-      <w:pPr>
-        <w:pStyle w:val="ListParagraph"/>
-        <w:numPr>
-          <w:ilvl w:val="0"/>
-          <w:numId w:val="6"/>
-        </w:numPr>
-      </w:pPr>
-      <w:r>
-        <w:t>What counts as professional proximity</w:t>
-      </w:r>
-    </w:p>
-    <w:p>
-      <w:pPr>
-        <w:pStyle w:val="ListParagraph"/>
-        <w:numPr>
-          <w:ilvl w:val="1"/>
-          <w:numId w:val="6"/>
-        </w:numPr>
-      </w:pPr>
-      <w:r>
-        <w:t>Professional proximity: public defender, prosecutor, DOC employment, victim advocacy, cops?</w:t>
-      </w:r>
-    </w:p>
     <w:bookmarkEnd w:id="1"/>
-    <w:p>
-      <w:r>
-        <w:t>. . .</w:t>
-      </w:r>
-    </w:p>
-    <w:p>
-      <w:r>
-        <w:t xml:space="preserve">As my first test, or across possible tests, my first task is to </w:t>
-      </w:r>
-      <w:r>
-        <w:t xml:space="preserve">establish the proportion of legislators who have been impacted by the carceral state. </w:t>
-      </w:r>
-      <w:proofErr w:type="gramStart"/>
-      <w:r>
-        <w:t>In order to</w:t>
-      </w:r>
-      <w:proofErr w:type="gramEnd"/>
-      <w:r>
-        <w:t xml:space="preserve"> use this data for subsequent tests, I need to know who these legislators are. </w:t>
-      </w:r>
-    </w:p>
-    <w:p>
-      <w:r>
-        <w:t xml:space="preserve">To my knowledge there is no pre-built dataset of legislators’ direct and proximal histories with the carceral state. Here, I propose how I might go about constructing one, and how, in the eventuality that such a task is unfeasible or has too many problems, how I might construct a dataset estimating state legislators’ probabilities of having been personally or proximally impacted by the carceral state. </w:t>
-      </w:r>
-    </w:p>
-    <w:p>
-      <w:r>
-        <w:t>In other words, I anticipate that variation across states, incomplete data</w:t>
-      </w:r>
-      <w:r>
-        <w:t xml:space="preserve">, and expunged or sealed records will prevent the construction of this database on matching alone. </w:t>
-      </w:r>
-    </w:p>
-    <w:p>
-      <w:pPr>
-        <w:pStyle w:val="ListParagraph"/>
-        <w:ind w:left="1440"/>
-      </w:pPr>
-    </w:p>
-    <w:p>
-      <w:pPr>
-        <w:pStyle w:val="Heading2"/>
-        <w:numPr>
-          <w:ilvl w:val="1"/>
-          <w:numId w:val="7"/>
-        </w:numPr>
-      </w:pPr>
-      <w:bookmarkStart w:id="3" w:name="_Toc220591747"/>
-      <w:r>
-        <w:t>(Data/Design)</w:t>
-      </w:r>
-      <w:bookmarkEnd w:id="3"/>
-    </w:p>
-    <w:p>
-      <w:r>
-        <w:t>Variables List</w:t>
-      </w:r>
-    </w:p>
-    <w:p>
-      <w:pPr>
-        <w:pStyle w:val="ListParagraph"/>
-        <w:numPr>
-          <w:ilvl w:val="0"/>
-          <w:numId w:val="18"/>
-        </w:numPr>
-      </w:pPr>
-      <w:r>
-        <w:t>Direct Impact (Observed)</w:t>
-      </w:r>
-    </w:p>
-    <w:p>
-      <w:pPr>
-        <w:pStyle w:val="ListParagraph"/>
-        <w:numPr>
-          <w:ilvl w:val="0"/>
-          <w:numId w:val="18"/>
-        </w:numPr>
-      </w:pPr>
-      <w:r>
-        <w:t>Proximal Impact (Observed)</w:t>
-      </w:r>
-    </w:p>
-    <w:p>
-      <w:pPr>
-        <w:pStyle w:val="ListParagraph"/>
-        <w:numPr>
-          <w:ilvl w:val="0"/>
-          <w:numId w:val="18"/>
-        </w:numPr>
-      </w:pPr>
-      <w:r>
-        <w:t>Direct Impact (Probabilistic)</w:t>
-      </w:r>
-    </w:p>
-    <w:p>
-      <w:pPr>
-        <w:pStyle w:val="ListParagraph"/>
-        <w:numPr>
-          <w:ilvl w:val="0"/>
-          <w:numId w:val="18"/>
-        </w:numPr>
-      </w:pPr>
-      <w:r>
-        <w:t>Proximal Impact (probabilistic)</w:t>
-      </w:r>
-    </w:p>
     <w:p>
       <w:r>
         <w:t xml:space="preserve">Build “Impact” Dataset </w:t>
@@ -1664,7 +1871,6 @@
         </w:numPr>
       </w:pPr>
       <w:r>
-        <w:lastRenderedPageBreak/>
         <w:t>FOIA</w:t>
       </w:r>
     </w:p>
@@ -1763,46 +1969,6 @@
 </w:document>
 </file>
 
-<file path=word/comments.xml><?xml version="1.0" encoding="utf-8"?>
-<w:comments xmlns:wpc="http://schemas.microsoft.com/office/word/2010/wordprocessingCanvas" xmlns:cx="http://schemas.microsoft.com/office/drawing/2014/chartex" xmlns:cx1="http://schemas.microsoft.com/office/drawing/2015/9/8/chartex" xmlns:cx2="http://schemas.microsoft.com/office/drawing/2015/10/21/chartex" xmlns:cx3="http://schemas.microsoft.com/office/drawing/2016/5/9/chartex" xmlns:cx4="http://schemas.microsoft.com/office/drawing/2016/5/10/chartex" xmlns:cx5="http://schemas.microsoft.com/office/drawing/2016/5/11/chartex" xmlns:cx6="http://schemas.microsoft.com/office/drawing/2016/5/12/chartex" xmlns:cx7="http://schemas.microsoft.com/office/drawing/2016/5/13/chartex" xmlns:cx8="http://schemas.microsoft.com/office/drawing/2016/5/14/chartex" xmlns:mc="http://schemas.openxmlformats.org/markup-compatibility/2006" xmlns:aink="http://schemas.microsoft.com/office/drawing/2016/ink" xmlns:am3d="http://schemas.microsoft.com/office/drawing/2017/model3d" xmlns:o="urn:schemas-microsoft-com:office:office" xmlns:oel="http://schemas.microsoft.com/office/2019/extlst" xmlns:r="http://schemas.openxmlformats.org/officeDocument/2006/relationships" xmlns:m="http://schemas.openxmlformats.org/officeDocument/2006/math" xmlns:v="urn:schemas-microsoft-com:vml" xmlns:wp14="http://schemas.microsoft.com/office/word/2010/wordprocessingDrawing" xmlns:wp="http://schemas.openxmlformats.org/drawingml/2006/wordprocessingDrawing" xmlns:w10="urn:schemas-microsoft-com:office:word" xmlns:w="http://schemas.openxmlformats.org/wordprocessingml/2006/main" xmlns:w14="http://schemas.microsoft.com/office/word/2010/wordml" xmlns:w15="http://schemas.microsoft.com/office/word/2012/wordml" xmlns:w16cex="http://schemas.microsoft.com/office/word/2018/wordml/cex" xmlns:w16cid="http://schemas.microsoft.com/office/word/2016/wordml/cid" xmlns:w16="http://schemas.microsoft.com/office/word/2018/wordml" xmlns:w16du="http://schemas.microsoft.com/office/word/2023/wordml/word16du" xmlns:w16sdtdh="http://schemas.microsoft.com/office/word/2020/wordml/sdtdatahash" xmlns:w16sdtfl="http://schemas.microsoft.com/office/word/2024/wordml/sdtformatlock" xmlns:w16se="http://schemas.microsoft.com/office/word/2015/wordml/symex" xmlns:wpg="http://schemas.microsoft.com/office/word/2010/wordprocessingGroup" xmlns:wpi="http://schemas.microsoft.com/office/word/2010/wordprocessingInk" xmlns:wne="http://schemas.microsoft.com/office/word/2006/wordml" xmlns:wps="http://schemas.microsoft.com/office/word/2010/wordprocessingShape" mc:Ignorable="w14 w15 w16se w16cid w16 w16cex w16sdtdh w16sdtfl w16du wp14">
-  <w:comment w:id="2" w:author="Kristina Mensik" w:date="2026-02-19T15:47:00Z" w:initials="KM">
-    <w:p>
-      <w:r>
-        <w:rPr>
-          <w:rStyle w:val="CommentReference"/>
-        </w:rPr>
-        <w:annotationRef/>
-      </w:r>
-      <w:r>
-        <w:rPr>
-          <w:sz w:val="20"/>
-          <w:szCs w:val="20"/>
-        </w:rPr>
-        <w:t>reword this</w:t>
-      </w:r>
-    </w:p>
-  </w:comment>
-</w:comments>
-</file>
-
-<file path=word/commentsExtended.xml><?xml version="1.0" encoding="utf-8"?>
-<w15:commentsEx xmlns:wpc="http://schemas.microsoft.com/office/word/2010/wordprocessingCanvas" xmlns:cx="http://schemas.microsoft.com/office/drawing/2014/chartex" xmlns:cx1="http://schemas.microsoft.com/office/drawing/2015/9/8/chartex" xmlns:cx2="http://schemas.microsoft.com/office/drawing/2015/10/21/chartex" xmlns:cx3="http://schemas.microsoft.com/office/drawing/2016/5/9/chartex" xmlns:cx4="http://schemas.microsoft.com/office/drawing/2016/5/10/chartex" xmlns:cx5="http://schemas.microsoft.com/office/drawing/2016/5/11/chartex" xmlns:cx6="http://schemas.microsoft.com/office/drawing/2016/5/12/chartex" xmlns:cx7="http://schemas.microsoft.com/office/drawing/2016/5/13/chartex" xmlns:cx8="http://schemas.microsoft.com/office/drawing/2016/5/14/chartex" xmlns:mc="http://schemas.openxmlformats.org/markup-compatibility/2006" xmlns:aink="http://schemas.microsoft.com/office/drawing/2016/ink" xmlns:am3d="http://schemas.microsoft.com/office/drawing/2017/model3d" xmlns:o="urn:schemas-microsoft-com:office:office" xmlns:oel="http://schemas.microsoft.com/office/2019/extlst" xmlns:r="http://schemas.openxmlformats.org/officeDocument/2006/relationships" xmlns:m="http://schemas.openxmlformats.org/officeDocument/2006/math" xmlns:v="urn:schemas-microsoft-com:vml" xmlns:wp14="http://schemas.microsoft.com/office/word/2010/wordprocessingDrawing" xmlns:wp="http://schemas.openxmlformats.org/drawingml/2006/wordprocessingDrawing" xmlns:w10="urn:schemas-microsoft-com:office:word" xmlns:w="http://schemas.openxmlformats.org/wordprocessingml/2006/main" xmlns:w14="http://schemas.microsoft.com/office/word/2010/wordml" xmlns:w15="http://schemas.microsoft.com/office/word/2012/wordml" xmlns:w16cex="http://schemas.microsoft.com/office/word/2018/wordml/cex" xmlns:w16cid="http://schemas.microsoft.com/office/word/2016/wordml/cid" xmlns:w16="http://schemas.microsoft.com/office/word/2018/wordml" xmlns:w16du="http://schemas.microsoft.com/office/word/2023/wordml/word16du" xmlns:w16sdtdh="http://schemas.microsoft.com/office/word/2020/wordml/sdtdatahash" xmlns:w16sdtfl="http://schemas.microsoft.com/office/word/2024/wordml/sdtformatlock" xmlns:w16se="http://schemas.microsoft.com/office/word/2015/wordml/symex" xmlns:wpg="http://schemas.microsoft.com/office/word/2010/wordprocessingGroup" xmlns:wpi="http://schemas.microsoft.com/office/word/2010/wordprocessingInk" xmlns:wne="http://schemas.microsoft.com/office/word/2006/wordml" xmlns:wps="http://schemas.microsoft.com/office/word/2010/wordprocessingShape" mc:Ignorable="w14 w15 w16se w16cid w16 w16cex w16sdtdh w16sdtfl w16du wp14">
-  <w15:commentEx w15:paraId="43DFA245" w15:done="0"/>
-</w15:commentsEx>
-</file>
-
-<file path=word/commentsExtensible.xml><?xml version="1.0" encoding="utf-8"?>
-<w16cex:commentsExtensible xmlns:wpc="http://schemas.microsoft.com/office/word/2010/wordprocessingCanvas" xmlns:cx="http://schemas.microsoft.com/office/drawing/2014/chartex" xmlns:cx1="http://schemas.microsoft.com/office/drawing/2015/9/8/chartex" xmlns:cx2="http://schemas.microsoft.com/office/drawing/2015/10/21/chartex" xmlns:cx3="http://schemas.microsoft.com/office/drawing/2016/5/9/chartex" xmlns:cx4="http://schemas.microsoft.com/office/drawing/2016/5/10/chartex" xmlns:cx5="http://schemas.microsoft.com/office/drawing/2016/5/11/chartex" xmlns:cx6="http://schemas.microsoft.com/office/drawing/2016/5/12/chartex" xmlns:cx7="http://schemas.microsoft.com/office/drawing/2016/5/13/chartex" xmlns:cx8="http://schemas.microsoft.com/office/drawing/2016/5/14/chartex" xmlns:cr="http://schemas.microsoft.com/office/comments/2020/reactions" xmlns:mc="http://schemas.openxmlformats.org/markup-compatibility/2006" xmlns:aink="http://schemas.microsoft.com/office/drawing/2016/ink" xmlns:am3d="http://schemas.microsoft.com/office/drawing/2017/model3d" xmlns:o="urn:schemas-microsoft-com:office:office" xmlns:oel="http://schemas.microsoft.com/office/2019/extlst" xmlns:r="http://schemas.openxmlformats.org/officeDocument/2006/relationships" xmlns:m="http://schemas.openxmlformats.org/officeDocument/2006/math" xmlns:v="urn:schemas-microsoft-com:vml" xmlns:wp14="http://schemas.microsoft.com/office/word/2010/wordprocessingDrawing" xmlns:wp="http://schemas.openxmlformats.org/drawingml/2006/wordprocessingDrawing" xmlns:w10="urn:schemas-microsoft-com:office:word" xmlns:w="http://schemas.openxmlformats.org/wordprocessingml/2006/main" xmlns:w14="http://schemas.microsoft.com/office/word/2010/wordml" xmlns:w15="http://schemas.microsoft.com/office/word/2012/wordml" xmlns:w16cex="http://schemas.microsoft.com/office/word/2018/wordml/cex" xmlns:w16cid="http://schemas.microsoft.com/office/word/2016/wordml/cid" xmlns:w16="http://schemas.microsoft.com/office/word/2018/wordml" xmlns:w16du="http://schemas.microsoft.com/office/word/2023/wordml/word16du" xmlns:w16sdtdh="http://schemas.microsoft.com/office/word/2020/wordml/sdtdatahash" xmlns:w16sdtfl="http://schemas.microsoft.com/office/word/2024/wordml/sdtformatlock" xmlns:w16se="http://schemas.microsoft.com/office/word/2015/wordml/symex" xmlns:wpg="http://schemas.microsoft.com/office/word/2010/wordprocessingGroup" xmlns:wpi="http://schemas.microsoft.com/office/word/2010/wordprocessingInk" xmlns:wne="http://schemas.microsoft.com/office/word/2006/wordml" xmlns:wps="http://schemas.microsoft.com/office/word/2010/wordprocessingShape" mc:Ignorable="w14 w15 w16se w16cid w16 w16cex w16sdtdh w16sdtfl cr w16du wp14">
-  <w16cex:commentExtensible w16cex:durableId="15E5E513" w16cex:dateUtc="2026-02-19T20:47:00Z"/>
-</w16cex:commentsExtensible>
-</file>
-
-<file path=word/commentsIds.xml><?xml version="1.0" encoding="utf-8"?>
-<w16cid:commentsIds xmlns:wpc="http://schemas.microsoft.com/office/word/2010/wordprocessingCanvas" xmlns:cx="http://schemas.microsoft.com/office/drawing/2014/chartex" xmlns:cx1="http://schemas.microsoft.com/office/drawing/2015/9/8/chartex" xmlns:cx2="http://schemas.microsoft.com/office/drawing/2015/10/21/chartex" xmlns:cx3="http://schemas.microsoft.com/office/drawing/2016/5/9/chartex" xmlns:cx4="http://schemas.microsoft.com/office/drawing/2016/5/10/chartex" xmlns:cx5="http://schemas.microsoft.com/office/drawing/2016/5/11/chartex" xmlns:cx6="http://schemas.microsoft.com/office/drawing/2016/5/12/chartex" xmlns:cx7="http://schemas.microsoft.com/office/drawing/2016/5/13/chartex" xmlns:cx8="http://schemas.microsoft.com/office/drawing/2016/5/14/chartex" xmlns:mc="http://schemas.openxmlformats.org/markup-compatibility/2006" xmlns:aink="http://schemas.microsoft.com/office/drawing/2016/ink" xmlns:am3d="http://schemas.microsoft.com/office/drawing/2017/model3d" xmlns:o="urn:schemas-microsoft-com:office:office" xmlns:oel="http://schemas.microsoft.com/office/2019/extlst" xmlns:r="http://schemas.openxmlformats.org/officeDocument/2006/relationships" xmlns:m="http://schemas.openxmlformats.org/officeDocument/2006/math" xmlns:v="urn:schemas-microsoft-com:vml" xmlns:wp14="http://schemas.microsoft.com/office/word/2010/wordprocessingDrawing" xmlns:wp="http://schemas.openxmlformats.org/drawingml/2006/wordprocessingDrawing" xmlns:w10="urn:schemas-microsoft-com:office:word" xmlns:w="http://schemas.openxmlformats.org/wordprocessingml/2006/main" xmlns:w14="http://schemas.microsoft.com/office/word/2010/wordml" xmlns:w15="http://schemas.microsoft.com/office/word/2012/wordml" xmlns:w16cex="http://schemas.microsoft.com/office/word/2018/wordml/cex" xmlns:w16cid="http://schemas.microsoft.com/office/word/2016/wordml/cid" xmlns:w16="http://schemas.microsoft.com/office/word/2018/wordml" xmlns:w16du="http://schemas.microsoft.com/office/word/2023/wordml/word16du" xmlns:w16sdtdh="http://schemas.microsoft.com/office/word/2020/wordml/sdtdatahash" xmlns:w16sdtfl="http://schemas.microsoft.com/office/word/2024/wordml/sdtformatlock" xmlns:w16se="http://schemas.microsoft.com/office/word/2015/wordml/symex" xmlns:wpg="http://schemas.microsoft.com/office/word/2010/wordprocessingGroup" xmlns:wpi="http://schemas.microsoft.com/office/word/2010/wordprocessingInk" xmlns:wne="http://schemas.microsoft.com/office/word/2006/wordml" xmlns:wps="http://schemas.microsoft.com/office/word/2010/wordprocessingShape" mc:Ignorable="w14 w15 w16se w16cid w16 w16cex w16sdtdh w16sdtfl w16du wp14">
-  <w16cid:commentId w16cid:paraId="43DFA245" w16cid:durableId="15E5E513"/>
-</w16cid:commentsIds>
-</file>
-
 <file path=word/numbering.xml><?xml version="1.0" encoding="utf-8"?>
 <w:numbering xmlns:wpc="http://schemas.microsoft.com/office/word/2010/wordprocessingCanvas" xmlns:cx="http://schemas.microsoft.com/office/drawing/2014/chartex" xmlns:cx1="http://schemas.microsoft.com/office/drawing/2015/9/8/chartex" xmlns:cx2="http://schemas.microsoft.com/office/drawing/2015/10/21/chartex" xmlns:cx3="http://schemas.microsoft.com/office/drawing/2016/5/9/chartex" xmlns:cx4="http://schemas.microsoft.com/office/drawing/2016/5/10/chartex" xmlns:cx5="http://schemas.microsoft.com/office/drawing/2016/5/11/chartex" xmlns:cx6="http://schemas.microsoft.com/office/drawing/2016/5/12/chartex" xmlns:cx7="http://schemas.microsoft.com/office/drawing/2016/5/13/chartex" xmlns:cx8="http://schemas.microsoft.com/office/drawing/2016/5/14/chartex" xmlns:mc="http://schemas.openxmlformats.org/markup-compatibility/2006" xmlns:aink="http://schemas.microsoft.com/office/drawing/2016/ink" xmlns:am3d="http://schemas.microsoft.com/office/drawing/2017/model3d" xmlns:o="urn:schemas-microsoft-com:office:office" xmlns:oel="http://schemas.microsoft.com/office/2019/extlst" xmlns:r="http://schemas.openxmlformats.org/officeDocument/2006/relationships" xmlns:m="http://schemas.openxmlformats.org/officeDocument/2006/math" xmlns:v="urn:schemas-microsoft-com:vml" xmlns:wp14="http://schemas.microsoft.com/office/word/2010/wordprocessingDrawing" xmlns:wp="http://schemas.openxmlformats.org/drawingml/2006/wordprocessingDrawing" xmlns:w10="urn:schemas-microsoft-com:office:word" xmlns:w="http://schemas.openxmlformats.org/wordprocessingml/2006/main" xmlns:w14="http://schemas.microsoft.com/office/word/2010/wordml" xmlns:w15="http://schemas.microsoft.com/office/word/2012/wordml" xmlns:w16cex="http://schemas.microsoft.com/office/word/2018/wordml/cex" xmlns:w16cid="http://schemas.microsoft.com/office/word/2016/wordml/cid" xmlns:w16="http://schemas.microsoft.com/office/word/2018/wordml" xmlns:w16du="http://schemas.microsoft.com/office/word/2023/wordml/word16du" xmlns:w16sdtdh="http://schemas.microsoft.com/office/word/2020/wordml/sdtdatahash" xmlns:w16sdtfl="http://schemas.microsoft.com/office/word/2024/wordml/sdtformatlock" xmlns:w16se="http://schemas.microsoft.com/office/word/2015/wordml/symex" xmlns:wpg="http://schemas.microsoft.com/office/word/2010/wordprocessingGroup" xmlns:wpi="http://schemas.microsoft.com/office/word/2010/wordprocessingInk" xmlns:wne="http://schemas.microsoft.com/office/word/2006/wordml" xmlns:wps="http://schemas.microsoft.com/office/word/2010/wordprocessingShape" mc:Ignorable="w14 w15 w16se w16cid w16 w16cex w16sdtdh w16sdtfl w16du wp14">
   <w:abstractNum w:abstractNumId="0" w15:restartNumberingAfterBreak="0">
@@ -2145,6 +2311,155 @@
     </w:lvl>
   </w:abstractNum>
   <w:abstractNum w:abstractNumId="3" w15:restartNumberingAfterBreak="0">
+    <w:nsid w:val="0BD944FD"/>
+    <w:multiLevelType w:val="multilevel"/>
+    <w:tmpl w:val="B966178C"/>
+    <w:lvl w:ilvl="0">
+      <w:start w:val="1"/>
+      <w:numFmt w:val="bullet"/>
+      <w:lvlText w:val=""/>
+      <w:lvlJc w:val="left"/>
+      <w:pPr>
+        <w:tabs>
+          <w:tab w:val="num" w:pos="720"/>
+        </w:tabs>
+        <w:ind w:left="720" w:hanging="360"/>
+      </w:pPr>
+      <w:rPr>
+        <w:rFonts w:ascii="Symbol" w:hAnsi="Symbol" w:hint="default"/>
+        <w:sz w:val="20"/>
+      </w:rPr>
+    </w:lvl>
+    <w:lvl w:ilvl="1" w:tentative="1">
+      <w:start w:val="1"/>
+      <w:numFmt w:val="bullet"/>
+      <w:lvlText w:val="o"/>
+      <w:lvlJc w:val="left"/>
+      <w:pPr>
+        <w:tabs>
+          <w:tab w:val="num" w:pos="1440"/>
+        </w:tabs>
+        <w:ind w:left="1440" w:hanging="360"/>
+      </w:pPr>
+      <w:rPr>
+        <w:rFonts w:ascii="Courier New" w:hAnsi="Courier New" w:hint="default"/>
+        <w:sz w:val="20"/>
+      </w:rPr>
+    </w:lvl>
+    <w:lvl w:ilvl="2" w:tentative="1">
+      <w:start w:val="1"/>
+      <w:numFmt w:val="bullet"/>
+      <w:lvlText w:val=""/>
+      <w:lvlJc w:val="left"/>
+      <w:pPr>
+        <w:tabs>
+          <w:tab w:val="num" w:pos="2160"/>
+        </w:tabs>
+        <w:ind w:left="2160" w:hanging="360"/>
+      </w:pPr>
+      <w:rPr>
+        <w:rFonts w:ascii="Wingdings" w:hAnsi="Wingdings" w:hint="default"/>
+        <w:sz w:val="20"/>
+      </w:rPr>
+    </w:lvl>
+    <w:lvl w:ilvl="3" w:tentative="1">
+      <w:start w:val="1"/>
+      <w:numFmt w:val="bullet"/>
+      <w:lvlText w:val=""/>
+      <w:lvlJc w:val="left"/>
+      <w:pPr>
+        <w:tabs>
+          <w:tab w:val="num" w:pos="2880"/>
+        </w:tabs>
+        <w:ind w:left="2880" w:hanging="360"/>
+      </w:pPr>
+      <w:rPr>
+        <w:rFonts w:ascii="Wingdings" w:hAnsi="Wingdings" w:hint="default"/>
+        <w:sz w:val="20"/>
+      </w:rPr>
+    </w:lvl>
+    <w:lvl w:ilvl="4" w:tentative="1">
+      <w:start w:val="1"/>
+      <w:numFmt w:val="bullet"/>
+      <w:lvlText w:val=""/>
+      <w:lvlJc w:val="left"/>
+      <w:pPr>
+        <w:tabs>
+          <w:tab w:val="num" w:pos="3600"/>
+        </w:tabs>
+        <w:ind w:left="3600" w:hanging="360"/>
+      </w:pPr>
+      <w:rPr>
+        <w:rFonts w:ascii="Wingdings" w:hAnsi="Wingdings" w:hint="default"/>
+        <w:sz w:val="20"/>
+      </w:rPr>
+    </w:lvl>
+    <w:lvl w:ilvl="5" w:tentative="1">
+      <w:start w:val="1"/>
+      <w:numFmt w:val="bullet"/>
+      <w:lvlText w:val=""/>
+      <w:lvlJc w:val="left"/>
+      <w:pPr>
+        <w:tabs>
+          <w:tab w:val="num" w:pos="4320"/>
+        </w:tabs>
+        <w:ind w:left="4320" w:hanging="360"/>
+      </w:pPr>
+      <w:rPr>
+        <w:rFonts w:ascii="Wingdings" w:hAnsi="Wingdings" w:hint="default"/>
+        <w:sz w:val="20"/>
+      </w:rPr>
+    </w:lvl>
+    <w:lvl w:ilvl="6" w:tentative="1">
+      <w:start w:val="1"/>
+      <w:numFmt w:val="bullet"/>
+      <w:lvlText w:val=""/>
+      <w:lvlJc w:val="left"/>
+      <w:pPr>
+        <w:tabs>
+          <w:tab w:val="num" w:pos="5040"/>
+        </w:tabs>
+        <w:ind w:left="5040" w:hanging="360"/>
+      </w:pPr>
+      <w:rPr>
+        <w:rFonts w:ascii="Wingdings" w:hAnsi="Wingdings" w:hint="default"/>
+        <w:sz w:val="20"/>
+      </w:rPr>
+    </w:lvl>
+    <w:lvl w:ilvl="7" w:tentative="1">
+      <w:start w:val="1"/>
+      <w:numFmt w:val="bullet"/>
+      <w:lvlText w:val=""/>
+      <w:lvlJc w:val="left"/>
+      <w:pPr>
+        <w:tabs>
+          <w:tab w:val="num" w:pos="5760"/>
+        </w:tabs>
+        <w:ind w:left="5760" w:hanging="360"/>
+      </w:pPr>
+      <w:rPr>
+        <w:rFonts w:ascii="Wingdings" w:hAnsi="Wingdings" w:hint="default"/>
+        <w:sz w:val="20"/>
+      </w:rPr>
+    </w:lvl>
+    <w:lvl w:ilvl="8" w:tentative="1">
+      <w:start w:val="1"/>
+      <w:numFmt w:val="bullet"/>
+      <w:lvlText w:val=""/>
+      <w:lvlJc w:val="left"/>
+      <w:pPr>
+        <w:tabs>
+          <w:tab w:val="num" w:pos="6480"/>
+        </w:tabs>
+        <w:ind w:left="6480" w:hanging="360"/>
+      </w:pPr>
+      <w:rPr>
+        <w:rFonts w:ascii="Wingdings" w:hAnsi="Wingdings" w:hint="default"/>
+        <w:sz w:val="20"/>
+      </w:rPr>
+    </w:lvl>
+  </w:abstractNum>
+  <w:abstractNum w:abstractNumId="4" w15:restartNumberingAfterBreak="0">
     <w:nsid w:val="12260286"/>
     <w:multiLevelType w:val="hybridMultilevel"/>
     <w:tmpl w:val="04884D46"/>
@@ -2257,7 +2572,7 @@
       </w:rPr>
     </w:lvl>
   </w:abstractNum>
-  <w:abstractNum w:abstractNumId="4" w15:restartNumberingAfterBreak="0">
+  <w:abstractNum w:abstractNumId="5" w15:restartNumberingAfterBreak="0">
     <w:nsid w:val="12D95048"/>
     <w:multiLevelType w:val="hybridMultilevel"/>
     <w:tmpl w:val="3F0E65F4"/>
@@ -2370,7 +2685,7 @@
       </w:rPr>
     </w:lvl>
   </w:abstractNum>
-  <w:abstractNum w:abstractNumId="5" w15:restartNumberingAfterBreak="0">
+  <w:abstractNum w:abstractNumId="6" w15:restartNumberingAfterBreak="0">
     <w:nsid w:val="14C9148E"/>
     <w:multiLevelType w:val="multilevel"/>
     <w:tmpl w:val="88BC0966"/>
@@ -2519,7 +2834,7 @@
       </w:rPr>
     </w:lvl>
   </w:abstractNum>
-  <w:abstractNum w:abstractNumId="6" w15:restartNumberingAfterBreak="0">
+  <w:abstractNum w:abstractNumId="7" w15:restartNumberingAfterBreak="0">
     <w:nsid w:val="155B777A"/>
     <w:multiLevelType w:val="hybridMultilevel"/>
     <w:tmpl w:val="0AA4BA04"/>
@@ -2632,7 +2947,7 @@
       </w:rPr>
     </w:lvl>
   </w:abstractNum>
-  <w:abstractNum w:abstractNumId="7" w15:restartNumberingAfterBreak="0">
+  <w:abstractNum w:abstractNumId="8" w15:restartNumberingAfterBreak="0">
     <w:nsid w:val="170140B1"/>
     <w:multiLevelType w:val="hybridMultilevel"/>
     <w:tmpl w:val="FDD44144"/>
@@ -2745,7 +3060,7 @@
       </w:rPr>
     </w:lvl>
   </w:abstractNum>
-  <w:abstractNum w:abstractNumId="8" w15:restartNumberingAfterBreak="0">
+  <w:abstractNum w:abstractNumId="9" w15:restartNumberingAfterBreak="0">
     <w:nsid w:val="186B7738"/>
     <w:multiLevelType w:val="multilevel"/>
     <w:tmpl w:val="080C0116"/>
@@ -2894,7 +3209,7 @@
       </w:rPr>
     </w:lvl>
   </w:abstractNum>
-  <w:abstractNum w:abstractNumId="9" w15:restartNumberingAfterBreak="0">
+  <w:abstractNum w:abstractNumId="10" w15:restartNumberingAfterBreak="0">
     <w:nsid w:val="1D2D752E"/>
     <w:multiLevelType w:val="hybridMultilevel"/>
     <w:tmpl w:val="CB3E92F0"/>
@@ -3007,7 +3322,7 @@
       </w:rPr>
     </w:lvl>
   </w:abstractNum>
-  <w:abstractNum w:abstractNumId="10" w15:restartNumberingAfterBreak="0">
+  <w:abstractNum w:abstractNumId="11" w15:restartNumberingAfterBreak="0">
     <w:nsid w:val="1DDF3554"/>
     <w:multiLevelType w:val="multilevel"/>
     <w:tmpl w:val="4DBA2E1C"/>
@@ -3156,7 +3471,7 @@
       </w:rPr>
     </w:lvl>
   </w:abstractNum>
-  <w:abstractNum w:abstractNumId="11" w15:restartNumberingAfterBreak="0">
+  <w:abstractNum w:abstractNumId="12" w15:restartNumberingAfterBreak="0">
     <w:nsid w:val="1E06041A"/>
     <w:multiLevelType w:val="multilevel"/>
     <w:tmpl w:val="EDAA2CB0"/>
@@ -3305,7 +3620,7 @@
       </w:rPr>
     </w:lvl>
   </w:abstractNum>
-  <w:abstractNum w:abstractNumId="12" w15:restartNumberingAfterBreak="0">
+  <w:abstractNum w:abstractNumId="13" w15:restartNumberingAfterBreak="0">
     <w:nsid w:val="1E903502"/>
     <w:multiLevelType w:val="multilevel"/>
     <w:tmpl w:val="9C84E810"/>
@@ -3454,7 +3769,7 @@
       </w:rPr>
     </w:lvl>
   </w:abstractNum>
-  <w:abstractNum w:abstractNumId="13" w15:restartNumberingAfterBreak="0">
+  <w:abstractNum w:abstractNumId="14" w15:restartNumberingAfterBreak="0">
     <w:nsid w:val="20A34A59"/>
     <w:multiLevelType w:val="multilevel"/>
     <w:tmpl w:val="F22E6CEE"/>
@@ -3603,7 +3918,7 @@
       </w:rPr>
     </w:lvl>
   </w:abstractNum>
-  <w:abstractNum w:abstractNumId="14" w15:restartNumberingAfterBreak="0">
+  <w:abstractNum w:abstractNumId="15" w15:restartNumberingAfterBreak="0">
     <w:nsid w:val="271918A1"/>
     <w:multiLevelType w:val="multilevel"/>
     <w:tmpl w:val="1C928D50"/>
@@ -3752,7 +4067,7 @@
       </w:rPr>
     </w:lvl>
   </w:abstractNum>
-  <w:abstractNum w:abstractNumId="15" w15:restartNumberingAfterBreak="0">
+  <w:abstractNum w:abstractNumId="16" w15:restartNumberingAfterBreak="0">
     <w:nsid w:val="2D0D7F26"/>
     <w:multiLevelType w:val="hybridMultilevel"/>
     <w:tmpl w:val="63F291CC"/>
@@ -3865,7 +4180,7 @@
       </w:rPr>
     </w:lvl>
   </w:abstractNum>
-  <w:abstractNum w:abstractNumId="16" w15:restartNumberingAfterBreak="0">
+  <w:abstractNum w:abstractNumId="17" w15:restartNumberingAfterBreak="0">
     <w:nsid w:val="2EDE42FA"/>
     <w:multiLevelType w:val="hybridMultilevel"/>
     <w:tmpl w:val="6D525656"/>
@@ -3978,7 +4293,7 @@
       </w:rPr>
     </w:lvl>
   </w:abstractNum>
-  <w:abstractNum w:abstractNumId="17" w15:restartNumberingAfterBreak="0">
+  <w:abstractNum w:abstractNumId="18" w15:restartNumberingAfterBreak="0">
     <w:nsid w:val="32522475"/>
     <w:multiLevelType w:val="hybridMultilevel"/>
     <w:tmpl w:val="C43E0DF8"/>
@@ -4064,7 +4379,7 @@
       </w:pPr>
     </w:lvl>
   </w:abstractNum>
-  <w:abstractNum w:abstractNumId="18" w15:restartNumberingAfterBreak="0">
+  <w:abstractNum w:abstractNumId="19" w15:restartNumberingAfterBreak="0">
     <w:nsid w:val="34B24F2F"/>
     <w:multiLevelType w:val="hybridMultilevel"/>
     <w:tmpl w:val="E244D6BC"/>
@@ -4177,7 +4492,7 @@
       </w:rPr>
     </w:lvl>
   </w:abstractNum>
-  <w:abstractNum w:abstractNumId="19" w15:restartNumberingAfterBreak="0">
+  <w:abstractNum w:abstractNumId="20" w15:restartNumberingAfterBreak="0">
     <w:nsid w:val="35180ADD"/>
     <w:multiLevelType w:val="multilevel"/>
     <w:tmpl w:val="DD06A9FA"/>
@@ -4290,7 +4605,7 @@
       </w:pPr>
     </w:lvl>
   </w:abstractNum>
-  <w:abstractNum w:abstractNumId="20" w15:restartNumberingAfterBreak="0">
+  <w:abstractNum w:abstractNumId="21" w15:restartNumberingAfterBreak="0">
     <w:nsid w:val="38106CC4"/>
     <w:multiLevelType w:val="multilevel"/>
     <w:tmpl w:val="CC906D1C"/>
@@ -4439,7 +4754,7 @@
       </w:rPr>
     </w:lvl>
   </w:abstractNum>
-  <w:abstractNum w:abstractNumId="21" w15:restartNumberingAfterBreak="0">
+  <w:abstractNum w:abstractNumId="22" w15:restartNumberingAfterBreak="0">
     <w:nsid w:val="38597947"/>
     <w:multiLevelType w:val="multilevel"/>
     <w:tmpl w:val="CF6C1322"/>
@@ -4588,7 +4903,7 @@
       </w:rPr>
     </w:lvl>
   </w:abstractNum>
-  <w:abstractNum w:abstractNumId="22" w15:restartNumberingAfterBreak="0">
+  <w:abstractNum w:abstractNumId="23" w15:restartNumberingAfterBreak="0">
     <w:nsid w:val="3C3B5261"/>
     <w:multiLevelType w:val="multilevel"/>
     <w:tmpl w:val="57E8DFBE"/>
@@ -4737,7 +5052,7 @@
       </w:rPr>
     </w:lvl>
   </w:abstractNum>
-  <w:abstractNum w:abstractNumId="23" w15:restartNumberingAfterBreak="0">
+  <w:abstractNum w:abstractNumId="24" w15:restartNumberingAfterBreak="0">
     <w:nsid w:val="3E520A8B"/>
     <w:multiLevelType w:val="hybridMultilevel"/>
     <w:tmpl w:val="8E302E46"/>
@@ -4850,7 +5165,7 @@
       </w:rPr>
     </w:lvl>
   </w:abstractNum>
-  <w:abstractNum w:abstractNumId="24" w15:restartNumberingAfterBreak="0">
+  <w:abstractNum w:abstractNumId="25" w15:restartNumberingAfterBreak="0">
     <w:nsid w:val="3F170EB5"/>
     <w:multiLevelType w:val="hybridMultilevel"/>
     <w:tmpl w:val="E9CAABFA"/>
@@ -4963,7 +5278,7 @@
       </w:rPr>
     </w:lvl>
   </w:abstractNum>
-  <w:abstractNum w:abstractNumId="25" w15:restartNumberingAfterBreak="0">
+  <w:abstractNum w:abstractNumId="26" w15:restartNumberingAfterBreak="0">
     <w:nsid w:val="3FD16784"/>
     <w:multiLevelType w:val="hybridMultilevel"/>
     <w:tmpl w:val="F6A242A0"/>
@@ -5076,7 +5391,96 @@
       </w:rPr>
     </w:lvl>
   </w:abstractNum>
-  <w:abstractNum w:abstractNumId="26" w15:restartNumberingAfterBreak="0">
+  <w:abstractNum w:abstractNumId="27" w15:restartNumberingAfterBreak="0">
+    <w:nsid w:val="41581957"/>
+    <w:multiLevelType w:val="hybridMultilevel"/>
+    <w:tmpl w:val="97A4DE2C"/>
+    <w:lvl w:ilvl="0" w:tplc="0409000F">
+      <w:start w:val="1"/>
+      <w:numFmt w:val="decimal"/>
+      <w:lvlText w:val="%1."/>
+      <w:lvlJc w:val="left"/>
+      <w:pPr>
+        <w:ind w:left="720" w:hanging="360"/>
+      </w:pPr>
+      <w:rPr>
+        <w:rFonts w:hint="default"/>
+      </w:rPr>
+    </w:lvl>
+    <w:lvl w:ilvl="1" w:tplc="04090019" w:tentative="1">
+      <w:start w:val="1"/>
+      <w:numFmt w:val="lowerLetter"/>
+      <w:lvlText w:val="%2."/>
+      <w:lvlJc w:val="left"/>
+      <w:pPr>
+        <w:ind w:left="1440" w:hanging="360"/>
+      </w:pPr>
+    </w:lvl>
+    <w:lvl w:ilvl="2" w:tplc="0409001B" w:tentative="1">
+      <w:start w:val="1"/>
+      <w:numFmt w:val="lowerRoman"/>
+      <w:lvlText w:val="%3."/>
+      <w:lvlJc w:val="right"/>
+      <w:pPr>
+        <w:ind w:left="2160" w:hanging="180"/>
+      </w:pPr>
+    </w:lvl>
+    <w:lvl w:ilvl="3" w:tplc="0409000F" w:tentative="1">
+      <w:start w:val="1"/>
+      <w:numFmt w:val="decimal"/>
+      <w:lvlText w:val="%4."/>
+      <w:lvlJc w:val="left"/>
+      <w:pPr>
+        <w:ind w:left="2880" w:hanging="360"/>
+      </w:pPr>
+    </w:lvl>
+    <w:lvl w:ilvl="4" w:tplc="04090019" w:tentative="1">
+      <w:start w:val="1"/>
+      <w:numFmt w:val="lowerLetter"/>
+      <w:lvlText w:val="%5."/>
+      <w:lvlJc w:val="left"/>
+      <w:pPr>
+        <w:ind w:left="3600" w:hanging="360"/>
+      </w:pPr>
+    </w:lvl>
+    <w:lvl w:ilvl="5" w:tplc="0409001B" w:tentative="1">
+      <w:start w:val="1"/>
+      <w:numFmt w:val="lowerRoman"/>
+      <w:lvlText w:val="%6."/>
+      <w:lvlJc w:val="right"/>
+      <w:pPr>
+        <w:ind w:left="4320" w:hanging="180"/>
+      </w:pPr>
+    </w:lvl>
+    <w:lvl w:ilvl="6" w:tplc="0409000F" w:tentative="1">
+      <w:start w:val="1"/>
+      <w:numFmt w:val="decimal"/>
+      <w:lvlText w:val="%7."/>
+      <w:lvlJc w:val="left"/>
+      <w:pPr>
+        <w:ind w:left="5040" w:hanging="360"/>
+      </w:pPr>
+    </w:lvl>
+    <w:lvl w:ilvl="7" w:tplc="04090019" w:tentative="1">
+      <w:start w:val="1"/>
+      <w:numFmt w:val="lowerLetter"/>
+      <w:lvlText w:val="%8."/>
+      <w:lvlJc w:val="left"/>
+      <w:pPr>
+        <w:ind w:left="5760" w:hanging="360"/>
+      </w:pPr>
+    </w:lvl>
+    <w:lvl w:ilvl="8" w:tplc="0409001B" w:tentative="1">
+      <w:start w:val="1"/>
+      <w:numFmt w:val="lowerRoman"/>
+      <w:lvlText w:val="%9."/>
+      <w:lvlJc w:val="right"/>
+      <w:pPr>
+        <w:ind w:left="6480" w:hanging="180"/>
+      </w:pPr>
+    </w:lvl>
+  </w:abstractNum>
+  <w:abstractNum w:abstractNumId="28" w15:restartNumberingAfterBreak="0">
     <w:nsid w:val="41941EC0"/>
     <w:multiLevelType w:val="multilevel"/>
     <w:tmpl w:val="CEEE341A"/>
@@ -5225,7 +5629,7 @@
       </w:rPr>
     </w:lvl>
   </w:abstractNum>
-  <w:abstractNum w:abstractNumId="27" w15:restartNumberingAfterBreak="0">
+  <w:abstractNum w:abstractNumId="29" w15:restartNumberingAfterBreak="0">
     <w:nsid w:val="41DA0623"/>
     <w:multiLevelType w:val="hybridMultilevel"/>
     <w:tmpl w:val="29D43122"/>
@@ -5338,7 +5742,7 @@
       </w:rPr>
     </w:lvl>
   </w:abstractNum>
-  <w:abstractNum w:abstractNumId="28" w15:restartNumberingAfterBreak="0">
+  <w:abstractNum w:abstractNumId="30" w15:restartNumberingAfterBreak="0">
     <w:nsid w:val="421B5751"/>
     <w:multiLevelType w:val="multilevel"/>
     <w:tmpl w:val="13AE36EE"/>
@@ -5455,7 +5859,7 @@
       </w:pPr>
     </w:lvl>
   </w:abstractNum>
-  <w:abstractNum w:abstractNumId="29" w15:restartNumberingAfterBreak="0">
+  <w:abstractNum w:abstractNumId="31" w15:restartNumberingAfterBreak="0">
     <w:nsid w:val="456856E9"/>
     <w:multiLevelType w:val="multilevel"/>
     <w:tmpl w:val="F2984F4E"/>
@@ -5604,7 +6008,7 @@
       </w:rPr>
     </w:lvl>
   </w:abstractNum>
-  <w:abstractNum w:abstractNumId="30" w15:restartNumberingAfterBreak="0">
+  <w:abstractNum w:abstractNumId="32" w15:restartNumberingAfterBreak="0">
     <w:nsid w:val="4771057E"/>
     <w:multiLevelType w:val="multilevel"/>
     <w:tmpl w:val="9F5C0784"/>
@@ -5753,7 +6157,7 @@
       </w:rPr>
     </w:lvl>
   </w:abstractNum>
-  <w:abstractNum w:abstractNumId="31" w15:restartNumberingAfterBreak="0">
+  <w:abstractNum w:abstractNumId="33" w15:restartNumberingAfterBreak="0">
     <w:nsid w:val="528A3E46"/>
     <w:multiLevelType w:val="multilevel"/>
     <w:tmpl w:val="627CAD36"/>
@@ -5902,7 +6306,7 @@
       </w:rPr>
     </w:lvl>
   </w:abstractNum>
-  <w:abstractNum w:abstractNumId="32" w15:restartNumberingAfterBreak="0">
+  <w:abstractNum w:abstractNumId="34" w15:restartNumberingAfterBreak="0">
     <w:nsid w:val="5490547A"/>
     <w:multiLevelType w:val="hybridMultilevel"/>
     <w:tmpl w:val="375C1FFC"/>
@@ -6015,7 +6419,7 @@
       </w:rPr>
     </w:lvl>
   </w:abstractNum>
-  <w:abstractNum w:abstractNumId="33" w15:restartNumberingAfterBreak="0">
+  <w:abstractNum w:abstractNumId="35" w15:restartNumberingAfterBreak="0">
     <w:nsid w:val="54A46DBA"/>
     <w:multiLevelType w:val="multilevel"/>
     <w:tmpl w:val="6FFA27B2"/>
@@ -6164,7 +6568,7 @@
       </w:rPr>
     </w:lvl>
   </w:abstractNum>
-  <w:abstractNum w:abstractNumId="34" w15:restartNumberingAfterBreak="0">
+  <w:abstractNum w:abstractNumId="36" w15:restartNumberingAfterBreak="0">
     <w:nsid w:val="58045159"/>
     <w:multiLevelType w:val="multilevel"/>
     <w:tmpl w:val="284A037E"/>
@@ -6313,7 +6717,7 @@
       </w:rPr>
     </w:lvl>
   </w:abstractNum>
-  <w:abstractNum w:abstractNumId="35" w15:restartNumberingAfterBreak="0">
+  <w:abstractNum w:abstractNumId="37" w15:restartNumberingAfterBreak="0">
     <w:nsid w:val="591E1E7C"/>
     <w:multiLevelType w:val="multilevel"/>
     <w:tmpl w:val="45645938"/>
@@ -6462,7 +6866,7 @@
       </w:rPr>
     </w:lvl>
   </w:abstractNum>
-  <w:abstractNum w:abstractNumId="36" w15:restartNumberingAfterBreak="0">
+  <w:abstractNum w:abstractNumId="38" w15:restartNumberingAfterBreak="0">
     <w:nsid w:val="5E5F2A97"/>
     <w:multiLevelType w:val="multilevel"/>
     <w:tmpl w:val="496E62B2"/>
@@ -6611,7 +7015,7 @@
       </w:rPr>
     </w:lvl>
   </w:abstractNum>
-  <w:abstractNum w:abstractNumId="37" w15:restartNumberingAfterBreak="0">
+  <w:abstractNum w:abstractNumId="39" w15:restartNumberingAfterBreak="0">
     <w:nsid w:val="5FD964AF"/>
     <w:multiLevelType w:val="hybridMultilevel"/>
     <w:tmpl w:val="AB34558E"/>
@@ -6724,7 +7128,7 @@
       </w:rPr>
     </w:lvl>
   </w:abstractNum>
-  <w:abstractNum w:abstractNumId="38" w15:restartNumberingAfterBreak="0">
+  <w:abstractNum w:abstractNumId="40" w15:restartNumberingAfterBreak="0">
     <w:nsid w:val="603D561F"/>
     <w:multiLevelType w:val="multilevel"/>
     <w:tmpl w:val="41886430"/>
@@ -6837,7 +7241,7 @@
       </w:rPr>
     </w:lvl>
   </w:abstractNum>
-  <w:abstractNum w:abstractNumId="39" w15:restartNumberingAfterBreak="0">
+  <w:abstractNum w:abstractNumId="41" w15:restartNumberingAfterBreak="0">
     <w:nsid w:val="60684056"/>
     <w:multiLevelType w:val="hybridMultilevel"/>
     <w:tmpl w:val="A48062EA"/>
@@ -6950,7 +7354,7 @@
       </w:rPr>
     </w:lvl>
   </w:abstractNum>
-  <w:abstractNum w:abstractNumId="40" w15:restartNumberingAfterBreak="0">
+  <w:abstractNum w:abstractNumId="42" w15:restartNumberingAfterBreak="0">
     <w:nsid w:val="60950CCC"/>
     <w:multiLevelType w:val="hybridMultilevel"/>
     <w:tmpl w:val="41909B14"/>
@@ -7063,7 +7467,7 @@
       </w:rPr>
     </w:lvl>
   </w:abstractNum>
-  <w:abstractNum w:abstractNumId="41" w15:restartNumberingAfterBreak="0">
+  <w:abstractNum w:abstractNumId="43" w15:restartNumberingAfterBreak="0">
     <w:nsid w:val="618A3802"/>
     <w:multiLevelType w:val="hybridMultilevel"/>
     <w:tmpl w:val="D4BA9674"/>
@@ -7176,7 +7580,7 @@
       </w:rPr>
     </w:lvl>
   </w:abstractNum>
-  <w:abstractNum w:abstractNumId="42" w15:restartNumberingAfterBreak="0">
+  <w:abstractNum w:abstractNumId="44" w15:restartNumberingAfterBreak="0">
     <w:nsid w:val="623845EF"/>
     <w:multiLevelType w:val="multilevel"/>
     <w:tmpl w:val="2A4AA00A"/>
@@ -7289,7 +7693,7 @@
       </w:pPr>
     </w:lvl>
   </w:abstractNum>
-  <w:abstractNum w:abstractNumId="43" w15:restartNumberingAfterBreak="0">
+  <w:abstractNum w:abstractNumId="45" w15:restartNumberingAfterBreak="0">
     <w:nsid w:val="64FB4801"/>
     <w:multiLevelType w:val="multilevel"/>
     <w:tmpl w:val="2FA2BBBC"/>
@@ -7438,7 +7842,7 @@
       </w:rPr>
     </w:lvl>
   </w:abstractNum>
-  <w:abstractNum w:abstractNumId="44" w15:restartNumberingAfterBreak="0">
+  <w:abstractNum w:abstractNumId="46" w15:restartNumberingAfterBreak="0">
     <w:nsid w:val="65622F8E"/>
     <w:multiLevelType w:val="multilevel"/>
     <w:tmpl w:val="2FBCBA48"/>
@@ -7587,7 +7991,7 @@
       </w:rPr>
     </w:lvl>
   </w:abstractNum>
-  <w:abstractNum w:abstractNumId="45" w15:restartNumberingAfterBreak="0">
+  <w:abstractNum w:abstractNumId="47" w15:restartNumberingAfterBreak="0">
     <w:nsid w:val="6C3C77B6"/>
     <w:multiLevelType w:val="hybridMultilevel"/>
     <w:tmpl w:val="BE9CF990"/>
@@ -7700,7 +8104,7 @@
       </w:rPr>
     </w:lvl>
   </w:abstractNum>
-  <w:abstractNum w:abstractNumId="46" w15:restartNumberingAfterBreak="0">
+  <w:abstractNum w:abstractNumId="48" w15:restartNumberingAfterBreak="0">
     <w:nsid w:val="6ECF42F9"/>
     <w:multiLevelType w:val="multilevel"/>
     <w:tmpl w:val="FA9E3B88"/>
@@ -7849,7 +8253,7 @@
       </w:rPr>
     </w:lvl>
   </w:abstractNum>
-  <w:abstractNum w:abstractNumId="47" w15:restartNumberingAfterBreak="0">
+  <w:abstractNum w:abstractNumId="49" w15:restartNumberingAfterBreak="0">
     <w:nsid w:val="727F447B"/>
     <w:multiLevelType w:val="multilevel"/>
     <w:tmpl w:val="A7A04718"/>
@@ -7998,7 +8402,7 @@
       </w:rPr>
     </w:lvl>
   </w:abstractNum>
-  <w:abstractNum w:abstractNumId="48" w15:restartNumberingAfterBreak="0">
+  <w:abstractNum w:abstractNumId="50" w15:restartNumberingAfterBreak="0">
     <w:nsid w:val="75870D63"/>
     <w:multiLevelType w:val="multilevel"/>
     <w:tmpl w:val="61DE0016"/>
@@ -8147,7 +8551,7 @@
       </w:rPr>
     </w:lvl>
   </w:abstractNum>
-  <w:abstractNum w:abstractNumId="49" w15:restartNumberingAfterBreak="0">
+  <w:abstractNum w:abstractNumId="51" w15:restartNumberingAfterBreak="0">
     <w:nsid w:val="788B3EE5"/>
     <w:multiLevelType w:val="hybridMultilevel"/>
     <w:tmpl w:val="4F84F3D8"/>
@@ -8260,7 +8664,7 @@
       </w:rPr>
     </w:lvl>
   </w:abstractNum>
-  <w:abstractNum w:abstractNumId="50" w15:restartNumberingAfterBreak="0">
+  <w:abstractNum w:abstractNumId="52" w15:restartNumberingAfterBreak="0">
     <w:nsid w:val="7BD50008"/>
     <w:multiLevelType w:val="multilevel"/>
     <w:tmpl w:val="E72AC1A4"/>
@@ -8409,7 +8813,7 @@
       </w:rPr>
     </w:lvl>
   </w:abstractNum>
-  <w:abstractNum w:abstractNumId="51" w15:restartNumberingAfterBreak="0">
+  <w:abstractNum w:abstractNumId="53" w15:restartNumberingAfterBreak="0">
     <w:nsid w:val="7DB56181"/>
     <w:multiLevelType w:val="multilevel"/>
     <w:tmpl w:val="B7DAAB1A"/>
@@ -8559,170 +8963,168 @@
     </w:lvl>
   </w:abstractNum>
   <w:num w:numId="1" w16cid:durableId="607542148">
-    <w:abstractNumId w:val="6"/>
+    <w:abstractNumId w:val="7"/>
   </w:num>
   <w:num w:numId="2" w16cid:durableId="591202567">
     <w:abstractNumId w:val="1"/>
   </w:num>
   <w:num w:numId="3" w16cid:durableId="1063063690">
-    <w:abstractNumId w:val="24"/>
+    <w:abstractNumId w:val="25"/>
   </w:num>
   <w:num w:numId="4" w16cid:durableId="1392343131">
-    <w:abstractNumId w:val="7"/>
+    <w:abstractNumId w:val="8"/>
   </w:num>
   <w:num w:numId="5" w16cid:durableId="1335256585">
-    <w:abstractNumId w:val="17"/>
+    <w:abstractNumId w:val="18"/>
   </w:num>
   <w:num w:numId="6" w16cid:durableId="1768575832">
     <w:abstractNumId w:val="2"/>
   </w:num>
   <w:num w:numId="7" w16cid:durableId="237593058">
-    <w:abstractNumId w:val="38"/>
+    <w:abstractNumId w:val="40"/>
   </w:num>
   <w:num w:numId="8" w16cid:durableId="1183515805">
-    <w:abstractNumId w:val="9"/>
+    <w:abstractNumId w:val="10"/>
   </w:num>
   <w:num w:numId="9" w16cid:durableId="2122920514">
-    <w:abstractNumId w:val="27"/>
+    <w:abstractNumId w:val="29"/>
   </w:num>
   <w:num w:numId="10" w16cid:durableId="767777027">
-    <w:abstractNumId w:val="46"/>
+    <w:abstractNumId w:val="48"/>
   </w:num>
   <w:num w:numId="11" w16cid:durableId="390930335">
-    <w:abstractNumId w:val="37"/>
+    <w:abstractNumId w:val="39"/>
   </w:num>
   <w:num w:numId="12" w16cid:durableId="1816485941">
+    <w:abstractNumId w:val="17"/>
+  </w:num>
+  <w:num w:numId="13" w16cid:durableId="2100448385">
+    <w:abstractNumId w:val="19"/>
+  </w:num>
+  <w:num w:numId="14" w16cid:durableId="1221752293">
+    <w:abstractNumId w:val="5"/>
+  </w:num>
+  <w:num w:numId="15" w16cid:durableId="1612778614">
     <w:abstractNumId w:val="16"/>
   </w:num>
-  <w:num w:numId="13" w16cid:durableId="2100448385">
-    <w:abstractNumId w:val="18"/>
-  </w:num>
-  <w:num w:numId="14" w16cid:durableId="1221752293">
-    <w:abstractNumId w:val="4"/>
-  </w:num>
-  <w:num w:numId="15" w16cid:durableId="1612778614">
-    <w:abstractNumId w:val="15"/>
-  </w:num>
   <w:num w:numId="16" w16cid:durableId="72633499">
-    <w:abstractNumId w:val="22"/>
+    <w:abstractNumId w:val="23"/>
   </w:num>
   <w:num w:numId="17" w16cid:durableId="634023140">
-    <w:abstractNumId w:val="13"/>
+    <w:abstractNumId w:val="14"/>
   </w:num>
   <w:num w:numId="18" w16cid:durableId="180514949">
-    <w:abstractNumId w:val="41"/>
+    <w:abstractNumId w:val="43"/>
   </w:num>
   <w:num w:numId="19" w16cid:durableId="506747716">
-    <w:abstractNumId w:val="49"/>
+    <w:abstractNumId w:val="51"/>
   </w:num>
   <w:num w:numId="20" w16cid:durableId="802431360">
-    <w:abstractNumId w:val="23"/>
+    <w:abstractNumId w:val="24"/>
   </w:num>
   <w:num w:numId="21" w16cid:durableId="1518618503">
-    <w:abstractNumId w:val="40"/>
+    <w:abstractNumId w:val="42"/>
   </w:num>
   <w:num w:numId="22" w16cid:durableId="89208208">
-    <w:abstractNumId w:val="3"/>
+    <w:abstractNumId w:val="4"/>
   </w:num>
   <w:num w:numId="23" w16cid:durableId="1197161141">
     <w:abstractNumId w:val="0"/>
   </w:num>
   <w:num w:numId="24" w16cid:durableId="1036391659">
-    <w:abstractNumId w:val="25"/>
+    <w:abstractNumId w:val="26"/>
   </w:num>
   <w:num w:numId="25" w16cid:durableId="1767261417">
+    <w:abstractNumId w:val="34"/>
+  </w:num>
+  <w:num w:numId="26" w16cid:durableId="1216313685">
+    <w:abstractNumId w:val="20"/>
+  </w:num>
+  <w:num w:numId="27" w16cid:durableId="854197433">
+    <w:abstractNumId w:val="52"/>
+  </w:num>
+  <w:num w:numId="28" w16cid:durableId="368073873">
+    <w:abstractNumId w:val="37"/>
+  </w:num>
+  <w:num w:numId="29" w16cid:durableId="2138260573">
+    <w:abstractNumId w:val="46"/>
+  </w:num>
+  <w:num w:numId="30" w16cid:durableId="728112410">
+    <w:abstractNumId w:val="35"/>
+  </w:num>
+  <w:num w:numId="31" w16cid:durableId="876435747">
+    <w:abstractNumId w:val="21"/>
+  </w:num>
+  <w:num w:numId="32" w16cid:durableId="1747534496">
+    <w:abstractNumId w:val="45"/>
+  </w:num>
+  <w:num w:numId="33" w16cid:durableId="1248921260">
+    <w:abstractNumId w:val="30"/>
+  </w:num>
+  <w:num w:numId="34" w16cid:durableId="836572544">
+    <w:abstractNumId w:val="11"/>
+  </w:num>
+  <w:num w:numId="35" w16cid:durableId="1683389726">
+    <w:abstractNumId w:val="49"/>
+  </w:num>
+  <w:num w:numId="36" w16cid:durableId="744187205">
+    <w:abstractNumId w:val="22"/>
+  </w:num>
+  <w:num w:numId="37" w16cid:durableId="597910588">
+    <w:abstractNumId w:val="36"/>
+  </w:num>
+  <w:num w:numId="38" w16cid:durableId="1738936077">
+    <w:abstractNumId w:val="6"/>
+  </w:num>
+  <w:num w:numId="39" w16cid:durableId="1850486739">
+    <w:abstractNumId w:val="12"/>
+  </w:num>
+  <w:num w:numId="40" w16cid:durableId="1125926794">
+    <w:abstractNumId w:val="53"/>
+  </w:num>
+  <w:num w:numId="41" w16cid:durableId="1876502772">
+    <w:abstractNumId w:val="31"/>
+  </w:num>
+  <w:num w:numId="42" w16cid:durableId="830756937">
+    <w:abstractNumId w:val="33"/>
+  </w:num>
+  <w:num w:numId="43" w16cid:durableId="650015729">
+    <w:abstractNumId w:val="28"/>
+  </w:num>
+  <w:num w:numId="44" w16cid:durableId="1344480971">
+    <w:abstractNumId w:val="15"/>
+  </w:num>
+  <w:num w:numId="45" w16cid:durableId="1733427393">
+    <w:abstractNumId w:val="50"/>
+  </w:num>
+  <w:num w:numId="46" w16cid:durableId="958341225">
+    <w:abstractNumId w:val="13"/>
+  </w:num>
+  <w:num w:numId="47" w16cid:durableId="170031420">
+    <w:abstractNumId w:val="9"/>
+  </w:num>
+  <w:num w:numId="48" w16cid:durableId="1688948363">
     <w:abstractNumId w:val="32"/>
   </w:num>
-  <w:num w:numId="26" w16cid:durableId="1216313685">
-    <w:abstractNumId w:val="19"/>
+  <w:num w:numId="49" w16cid:durableId="1524594494">
+    <w:abstractNumId w:val="38"/>
   </w:num>
-  <w:num w:numId="27" w16cid:durableId="854197433">
-    <w:abstractNumId w:val="50"/>
-  </w:num>
-  <w:num w:numId="28" w16cid:durableId="368073873">
-    <w:abstractNumId w:val="35"/>
-  </w:num>
-  <w:num w:numId="29" w16cid:durableId="2138260573">
+  <w:num w:numId="50" w16cid:durableId="125051943">
     <w:abstractNumId w:val="44"/>
   </w:num>
-  <w:num w:numId="30" w16cid:durableId="728112410">
-    <w:abstractNumId w:val="33"/>
+  <w:num w:numId="51" w16cid:durableId="1590693627">
+    <w:abstractNumId w:val="41"/>
   </w:num>
-  <w:num w:numId="31" w16cid:durableId="876435747">
-    <w:abstractNumId w:val="20"/>
-  </w:num>
-  <w:num w:numId="32" w16cid:durableId="1747534496">
-    <w:abstractNumId w:val="43"/>
-  </w:num>
-  <w:num w:numId="33" w16cid:durableId="1248921260">
-    <w:abstractNumId w:val="28"/>
-  </w:num>
-  <w:num w:numId="34" w16cid:durableId="836572544">
-    <w:abstractNumId w:val="10"/>
-  </w:num>
-  <w:num w:numId="35" w16cid:durableId="1683389726">
+  <w:num w:numId="52" w16cid:durableId="2016490888">
     <w:abstractNumId w:val="47"/>
   </w:num>
-  <w:num w:numId="36" w16cid:durableId="744187205">
-    <w:abstractNumId w:val="21"/>
+  <w:num w:numId="53" w16cid:durableId="925462427">
+    <w:abstractNumId w:val="27"/>
   </w:num>
-  <w:num w:numId="37" w16cid:durableId="597910588">
-    <w:abstractNumId w:val="34"/>
-  </w:num>
-  <w:num w:numId="38" w16cid:durableId="1738936077">
-    <w:abstractNumId w:val="5"/>
-  </w:num>
-  <w:num w:numId="39" w16cid:durableId="1850486739">
-    <w:abstractNumId w:val="11"/>
-  </w:num>
-  <w:num w:numId="40" w16cid:durableId="1125926794">
-    <w:abstractNumId w:val="51"/>
-  </w:num>
-  <w:num w:numId="41" w16cid:durableId="1876502772">
-    <w:abstractNumId w:val="29"/>
-  </w:num>
-  <w:num w:numId="42" w16cid:durableId="830756937">
-    <w:abstractNumId w:val="31"/>
-  </w:num>
-  <w:num w:numId="43" w16cid:durableId="650015729">
-    <w:abstractNumId w:val="26"/>
-  </w:num>
-  <w:num w:numId="44" w16cid:durableId="1344480971">
-    <w:abstractNumId w:val="14"/>
-  </w:num>
-  <w:num w:numId="45" w16cid:durableId="1733427393">
-    <w:abstractNumId w:val="48"/>
-  </w:num>
-  <w:num w:numId="46" w16cid:durableId="958341225">
-    <w:abstractNumId w:val="12"/>
-  </w:num>
-  <w:num w:numId="47" w16cid:durableId="170031420">
-    <w:abstractNumId w:val="8"/>
-  </w:num>
-  <w:num w:numId="48" w16cid:durableId="1688948363">
-    <w:abstractNumId w:val="30"/>
-  </w:num>
-  <w:num w:numId="49" w16cid:durableId="1524594494">
-    <w:abstractNumId w:val="36"/>
-  </w:num>
-  <w:num w:numId="50" w16cid:durableId="125051943">
-    <w:abstractNumId w:val="42"/>
-  </w:num>
-  <w:num w:numId="51" w16cid:durableId="1590693627">
-    <w:abstractNumId w:val="39"/>
-  </w:num>
-  <w:num w:numId="52" w16cid:durableId="2016490888">
-    <w:abstractNumId w:val="45"/>
+  <w:num w:numId="54" w16cid:durableId="1654022881">
+    <w:abstractNumId w:val="3"/>
   </w:num>
 </w:numbering>
-</file>
-
-<file path=word/people.xml><?xml version="1.0" encoding="utf-8"?>
-<w15:people xmlns:wpc="http://schemas.microsoft.com/office/word/2010/wordprocessingCanvas" xmlns:cx="http://schemas.microsoft.com/office/drawing/2014/chartex" xmlns:cx1="http://schemas.microsoft.com/office/drawing/2015/9/8/chartex" xmlns:cx2="http://schemas.microsoft.com/office/drawing/2015/10/21/chartex" xmlns:cx3="http://schemas.microsoft.com/office/drawing/2016/5/9/chartex" xmlns:cx4="http://schemas.microsoft.com/office/drawing/2016/5/10/chartex" xmlns:cx5="http://schemas.microsoft.com/office/drawing/2016/5/11/chartex" xmlns:cx6="http://schemas.microsoft.com/office/drawing/2016/5/12/chartex" xmlns:cx7="http://schemas.microsoft.com/office/drawing/2016/5/13/chartex" xmlns:cx8="http://schemas.microsoft.com/office/drawing/2016/5/14/chartex" xmlns:mc="http://schemas.openxmlformats.org/markup-compatibility/2006" xmlns:aink="http://schemas.microsoft.com/office/drawing/2016/ink" xmlns:am3d="http://schemas.microsoft.com/office/drawing/2017/model3d" xmlns:o="urn:schemas-microsoft-com:office:office" xmlns:oel="http://schemas.microsoft.com/office/2019/extlst" xmlns:r="http://schemas.openxmlformats.org/officeDocument/2006/relationships" xmlns:m="http://schemas.openxmlformats.org/officeDocument/2006/math" xmlns:v="urn:schemas-microsoft-com:vml" xmlns:wp14="http://schemas.microsoft.com/office/word/2010/wordprocessingDrawing" xmlns:wp="http://schemas.openxmlformats.org/drawingml/2006/wordprocessingDrawing" xmlns:w10="urn:schemas-microsoft-com:office:word" xmlns:w="http://schemas.openxmlformats.org/wordprocessingml/2006/main" xmlns:w14="http://schemas.microsoft.com/office/word/2010/wordml" xmlns:w15="http://schemas.microsoft.com/office/word/2012/wordml" xmlns:w16cex="http://schemas.microsoft.com/office/word/2018/wordml/cex" xmlns:w16cid="http://schemas.microsoft.com/office/word/2016/wordml/cid" xmlns:w16="http://schemas.microsoft.com/office/word/2018/wordml" xmlns:w16du="http://schemas.microsoft.com/office/word/2023/wordml/word16du" xmlns:w16sdtdh="http://schemas.microsoft.com/office/word/2020/wordml/sdtdatahash" xmlns:w16sdtfl="http://schemas.microsoft.com/office/word/2024/wordml/sdtformatlock" xmlns:w16se="http://schemas.microsoft.com/office/word/2015/wordml/symex" xmlns:wpg="http://schemas.microsoft.com/office/word/2010/wordprocessingGroup" xmlns:wpi="http://schemas.microsoft.com/office/word/2010/wordprocessingInk" xmlns:wne="http://schemas.microsoft.com/office/word/2006/wordml" xmlns:wps="http://schemas.microsoft.com/office/word/2010/wordprocessingShape" mc:Ignorable="w14 w15 w16se w16cid w16 w16cex w16sdtdh w16sdtfl w16du wp14">
-  <w15:person w15:author="Kristina Mensik">
-    <w15:presenceInfo w15:providerId="AD" w15:userId="S::kom11@duke.edu::979dd20b-fab2-4478-b7fb-462aa92fafcc"/>
-  </w15:person>
-</w15:people>
 </file>
 
 <file path=word/styles.xml><?xml version="1.0" encoding="utf-8"?>
@@ -9328,7 +9730,6 @@
   <w:style w:type="character" w:default="1" w:styleId="DefaultParagraphFont">
     <w:name w:val="Default Paragraph Font"/>
     <w:uiPriority w:val="1"/>
-    <w:semiHidden/>
     <w:unhideWhenUsed/>
   </w:style>
   <w:style w:type="table" w:default="1" w:styleId="TableNormal">
